--- a/RESUME-1.docx
+++ b/RESUME-1.docx
@@ -85,43 +85,7 @@
           <w:color w:val="000000"/>
           <w:lang w:eastAsia="en-PH"/>
         </w:rPr>
-        <w:t xml:space="preserve">Sitio </w:t>
-      </w:r>
-      <w:proofErr w:type="spellStart"/>
-      <w:r>
-        <w:rPr>
-          <w:rFonts w:ascii="Arial" w:eastAsia="Times New Roman" w:hAnsi="Arial" w:cs="Arial"/>
-          <w:color w:val="000000"/>
-          <w:lang w:eastAsia="en-PH"/>
-        </w:rPr>
-        <w:t>Lupa</w:t>
-      </w:r>
-      <w:proofErr w:type="spellEnd"/>
-      <w:r>
-        <w:rPr>
-          <w:rFonts w:ascii="Arial" w:eastAsia="Times New Roman" w:hAnsi="Arial" w:cs="Arial"/>
-          <w:color w:val="000000"/>
-          <w:lang w:eastAsia="en-PH"/>
-        </w:rPr>
-        <w:t xml:space="preserve">, </w:t>
-      </w:r>
-      <w:proofErr w:type="spellStart"/>
-      <w:r>
-        <w:rPr>
-          <w:rFonts w:ascii="Arial" w:eastAsia="Times New Roman" w:hAnsi="Arial" w:cs="Arial"/>
-          <w:color w:val="000000"/>
-          <w:lang w:eastAsia="en-PH"/>
-        </w:rPr>
-        <w:t>Basak</w:t>
-      </w:r>
-      <w:proofErr w:type="spellEnd"/>
-      <w:r>
-        <w:rPr>
-          <w:rFonts w:ascii="Arial" w:eastAsia="Times New Roman" w:hAnsi="Arial" w:cs="Arial"/>
-          <w:color w:val="000000"/>
-          <w:lang w:eastAsia="en-PH"/>
-        </w:rPr>
-        <w:t xml:space="preserve"> San Nicolas Cebu city</w:t>
+        <w:t>Sitio Lupa, Basak San Nicolas Cebu city</w:t>
       </w:r>
     </w:p>
     <w:p>
@@ -232,43 +196,278 @@
           <w:color w:val="000000"/>
           <w:lang w:eastAsia="en-PH"/>
         </w:rPr>
-        <w:t>OBJECTIVE</w:t>
-      </w:r>
-    </w:p>
-    <w:p>
-      <w:pPr>
-        <w:spacing w:before="100" w:beforeAutospacing="1" w:after="100" w:afterAutospacing="1" w:line="240" w:lineRule="auto"/>
-        <w:rPr>
-          <w:rFonts w:ascii="Arial" w:eastAsia="Times New Roman" w:hAnsi="Arial" w:cs="Arial"/>
-          <w:color w:val="000000"/>
-          <w:lang w:eastAsia="en-PH"/>
-        </w:rPr>
-      </w:pPr>
-      <w:r>
-        <w:rPr>
-          <w:rFonts w:ascii="Arial" w:eastAsia="Times New Roman" w:hAnsi="Arial" w:cs="Arial"/>
-          <w:color w:val="000000"/>
-          <w:lang w:eastAsia="en-PH"/>
-        </w:rPr>
-        <w:t>To be exposed into various opportunities that will help me acquire new knowledge and skills;</w:t>
-      </w:r>
-    </w:p>
-    <w:p>
-      <w:pPr>
-        <w:spacing w:before="100" w:beforeAutospacing="1" w:after="100" w:afterAutospacing="1" w:line="240" w:lineRule="auto"/>
-        <w:rPr>
-          <w:rFonts w:ascii="Arial" w:eastAsia="Times New Roman" w:hAnsi="Arial" w:cs="Arial"/>
-          <w:color w:val="000000"/>
-          <w:lang w:eastAsia="en-PH"/>
-        </w:rPr>
-      </w:pPr>
-      <w:r>
-        <w:rPr>
-          <w:rFonts w:ascii="Arial" w:eastAsia="Times New Roman" w:hAnsi="Arial" w:cs="Arial"/>
-          <w:color w:val="000000"/>
-          <w:lang w:eastAsia="en-PH"/>
-        </w:rPr>
-        <w:t>To obtain a position that will effectively utilize my skills and experiences and the opportunity to work with a team.</w:t>
+        <w:t>RELEVANT LINKS</w:t>
+      </w:r>
+    </w:p>
+    <w:p>
+      <w:pPr>
+        <w:spacing w:before="100" w:beforeAutospacing="1" w:after="100" w:afterAutospacing="1" w:line="240" w:lineRule="auto"/>
+        <w:outlineLvl w:val="2"/>
+      </w:pPr>
+      <w:r>
+        <w:rPr>
+          <w:rFonts w:ascii="Arial" w:eastAsia="Times New Roman" w:hAnsi="Arial" w:cs="Arial"/>
+          <w:b/>
+          <w:color w:val="000000"/>
+          <w:lang w:eastAsia="en-PH"/>
+        </w:rPr>
+        <w:t>LinkedIn:</w:t>
+      </w:r>
+      <w:r>
+        <w:rPr>
+          <w:rFonts w:ascii="Arial" w:eastAsia="Times New Roman" w:hAnsi="Arial" w:cs="Arial"/>
+          <w:b/>
+          <w:color w:val="0D0D0D" w:themeColor="text1" w:themeTint="F2"/>
+          <w:lang w:eastAsia="en-PH"/>
+        </w:rPr>
+        <w:t xml:space="preserve"> </w:t>
+      </w:r>
+      <w:hyperlink r:id="rId5" w:history="1">
+        <w:r>
+          <w:rPr>
+            <w:rStyle w:val="Hyperlink"/>
+            <w:sz w:val="24"/>
+            <w:szCs w:val="24"/>
+            <w14:textFill>
+              <w14:solidFill>
+                <w14:srgbClr w14:val="0000FF">
+                  <w14:lumMod w14:val="95000"/>
+                  <w14:lumOff w14:val="5000"/>
+                </w14:srgbClr>
+              </w14:solidFill>
+            </w14:textFill>
+          </w:rPr>
+          <w:t>https://www.linkedin.com/i</w:t>
+        </w:r>
+        <w:r>
+          <w:rPr>
+            <w:rStyle w:val="Hyperlink"/>
+            <w:sz w:val="24"/>
+            <w:szCs w:val="24"/>
+            <w14:textFill>
+              <w14:solidFill>
+                <w14:srgbClr w14:val="0000FF">
+                  <w14:lumMod w14:val="95000"/>
+                  <w14:lumOff w14:val="5000"/>
+                </w14:srgbClr>
+              </w14:solidFill>
+            </w14:textFill>
+          </w:rPr>
+          <w:t>n</w:t>
+        </w:r>
+        <w:r>
+          <w:rPr>
+            <w:rStyle w:val="Hyperlink"/>
+            <w:sz w:val="24"/>
+            <w:szCs w:val="24"/>
+            <w14:textFill>
+              <w14:solidFill>
+                <w14:srgbClr w14:val="0000FF">
+                  <w14:lumMod w14:val="95000"/>
+                  <w14:lumOff w14:val="5000"/>
+                </w14:srgbClr>
+              </w14:solidFill>
+            </w14:textFill>
+          </w:rPr>
+          <w:t>/kevin-membreve-080a15232/</w:t>
+        </w:r>
+      </w:hyperlink>
+    </w:p>
+    <w:p>
+      <w:pPr>
+        <w:spacing w:before="100" w:beforeAutospacing="1" w:after="100" w:afterAutospacing="1" w:line="240" w:lineRule="auto"/>
+        <w:outlineLvl w:val="2"/>
+        <w:rPr>
+          <w:color w:val="0D0D0D" w:themeColor="text1" w:themeTint="F2"/>
+          <w:sz w:val="24"/>
+          <w:szCs w:val="24"/>
+        </w:rPr>
+      </w:pPr>
+      <w:r>
+        <w:rPr>
+          <w:rFonts w:ascii="Arial" w:eastAsia="Times New Roman" w:hAnsi="Arial" w:cs="Arial"/>
+          <w:b/>
+          <w:color w:val="000000"/>
+          <w:lang w:eastAsia="en-PH"/>
+        </w:rPr>
+        <w:t>GitHub</w:t>
+      </w:r>
+      <w:r>
+        <w:rPr>
+          <w:rFonts w:ascii="Arial" w:eastAsia="Times New Roman" w:hAnsi="Arial" w:cs="Arial"/>
+          <w:b/>
+          <w:color w:val="000000"/>
+          <w:lang w:eastAsia="en-PH"/>
+        </w:rPr>
+        <w:t>:</w:t>
+      </w:r>
+      <w:r>
+        <w:t xml:space="preserve"> </w:t>
+      </w:r>
+      <w:r>
+        <w:rPr>
+          <w:color w:val="0D0D0D" w:themeColor="text1" w:themeTint="F2"/>
+          <w:sz w:val="24"/>
+          <w:szCs w:val="24"/>
+        </w:rPr>
+        <w:t xml:space="preserve"> </w:t>
+      </w:r>
+      <w:hyperlink r:id="rId6" w:history="1">
+        <w:r>
+          <w:rPr>
+            <w:rStyle w:val="Hyperlink"/>
+            <w:sz w:val="24"/>
+            <w:szCs w:val="24"/>
+            <w14:textFill>
+              <w14:solidFill>
+                <w14:srgbClr w14:val="0000FF">
+                  <w14:lumMod w14:val="95000"/>
+                  <w14:lumOff w14:val="5000"/>
+                </w14:srgbClr>
+              </w14:solidFill>
+            </w14:textFill>
+          </w:rPr>
+          <w:t>https://github.</w:t>
+        </w:r>
+        <w:r>
+          <w:rPr>
+            <w:rStyle w:val="Hyperlink"/>
+            <w:sz w:val="24"/>
+            <w:szCs w:val="24"/>
+            <w14:textFill>
+              <w14:solidFill>
+                <w14:srgbClr w14:val="0000FF">
+                  <w14:lumMod w14:val="95000"/>
+                  <w14:lumOff w14:val="5000"/>
+                </w14:srgbClr>
+              </w14:solidFill>
+            </w14:textFill>
+          </w:rPr>
+          <w:t>c</w:t>
+        </w:r>
+        <w:r>
+          <w:rPr>
+            <w:rStyle w:val="Hyperlink"/>
+            <w:sz w:val="24"/>
+            <w:szCs w:val="24"/>
+            <w14:textFill>
+              <w14:solidFill>
+                <w14:srgbClr w14:val="0000FF">
+                  <w14:lumMod w14:val="95000"/>
+                  <w14:lumOff w14:val="5000"/>
+                </w14:srgbClr>
+              </w14:solidFill>
+            </w14:textFill>
+          </w:rPr>
+          <w:t>o</w:t>
+        </w:r>
+        <w:r>
+          <w:rPr>
+            <w:rStyle w:val="Hyperlink"/>
+            <w:sz w:val="24"/>
+            <w:szCs w:val="24"/>
+            <w14:textFill>
+              <w14:solidFill>
+                <w14:srgbClr w14:val="0000FF">
+                  <w14:lumMod w14:val="95000"/>
+                  <w14:lumOff w14:val="5000"/>
+                </w14:srgbClr>
+              </w14:solidFill>
+            </w14:textFill>
+          </w:rPr>
+          <w:t>m/venzkie1</w:t>
+        </w:r>
+      </w:hyperlink>
+    </w:p>
+    <w:p>
+      <w:pPr>
+        <w:spacing w:before="100" w:beforeAutospacing="1" w:after="100" w:afterAutospacing="1" w:line="240" w:lineRule="auto"/>
+        <w:outlineLvl w:val="2"/>
+        <w:rPr>
+          <w:color w:val="0D0D0D" w:themeColor="text1" w:themeTint="F2"/>
+          <w:sz w:val="24"/>
+          <w:szCs w:val="24"/>
+        </w:rPr>
+      </w:pPr>
+      <w:r>
+        <w:rPr>
+          <w:rFonts w:ascii="Arial" w:eastAsia="Times New Roman" w:hAnsi="Arial" w:cs="Arial"/>
+          <w:b/>
+          <w:color w:val="000000"/>
+          <w:lang w:eastAsia="en-PH"/>
+        </w:rPr>
+        <w:t xml:space="preserve">Portfolio: </w:t>
+      </w:r>
+      <w:hyperlink r:id="rId7" w:history="1">
+        <w:r>
+          <w:rPr>
+            <w:rStyle w:val="Hyperlink"/>
+            <w:sz w:val="24"/>
+            <w:szCs w:val="24"/>
+            <w14:textFill>
+              <w14:solidFill>
+                <w14:srgbClr w14:val="0000FF">
+                  <w14:lumMod w14:val="95000"/>
+                  <w14:lumOff w14:val="5000"/>
+                </w14:srgbClr>
+              </w14:solidFill>
+            </w14:textFill>
+          </w:rPr>
+          <w:t>https://venzkie1.github.io/E</w:t>
+        </w:r>
+        <w:r>
+          <w:rPr>
+            <w:rStyle w:val="Hyperlink"/>
+            <w:sz w:val="24"/>
+            <w:szCs w:val="24"/>
+            <w14:textFill>
+              <w14:solidFill>
+                <w14:srgbClr w14:val="0000FF">
+                  <w14:lumMod w14:val="95000"/>
+                  <w14:lumOff w14:val="5000"/>
+                </w14:srgbClr>
+              </w14:solidFill>
+            </w14:textFill>
+          </w:rPr>
+          <w:t>-</w:t>
+        </w:r>
+        <w:r>
+          <w:rPr>
+            <w:rStyle w:val="Hyperlink"/>
+            <w:sz w:val="24"/>
+            <w:szCs w:val="24"/>
+            <w14:textFill>
+              <w14:solidFill>
+                <w14:srgbClr w14:val="0000FF">
+                  <w14:lumMod w14:val="95000"/>
+                  <w14:lumOff w14:val="5000"/>
+                </w14:srgbClr>
+              </w14:solidFill>
+            </w14:textFill>
+          </w:rPr>
+          <w:t>PORTFOLIO/</w:t>
+        </w:r>
+      </w:hyperlink>
+    </w:p>
+    <w:p>
+      <w:pPr>
+        <w:spacing w:before="100" w:beforeAutospacing="1" w:after="100" w:afterAutospacing="1" w:line="240" w:lineRule="auto"/>
+        <w:outlineLvl w:val="2"/>
+        <w:rPr>
+          <w:rFonts w:ascii="Arial" w:eastAsia="Times New Roman" w:hAnsi="Arial" w:cs="Arial"/>
+          <w:b/>
+          <w:color w:val="000000"/>
+          <w:lang w:eastAsia="en-PH"/>
+        </w:rPr>
+      </w:pPr>
+      <w:r>
+        <w:rPr>
+          <w:rFonts w:ascii="Arial" w:eastAsia="Times New Roman" w:hAnsi="Arial" w:cs="Arial"/>
+          <w:b/>
+          <w:color w:val="000000"/>
+          <w:lang w:eastAsia="en-PH"/>
+        </w:rPr>
+        <w:t>____________________________________________________________________________</w:t>
       </w:r>
     </w:p>
     <w:p>
@@ -293,7 +492,7 @@
           <w:color w:val="000000"/>
           <w:lang w:eastAsia="en-PH"/>
         </w:rPr>
-        <w:t>KEY SKILLS AND QUALIFICATIONS</w:t>
+        <w:t>KEY SKILLS</w:t>
       </w:r>
     </w:p>
     <w:p>
@@ -315,7 +514,23 @@
           <w:color w:val="000000"/>
           <w:lang w:eastAsia="en-PH"/>
         </w:rPr>
-        <w:t>Good Command of the English Language</w:t>
+        <w:t>Proficient in HTML</w:t>
+      </w:r>
+      <w:r>
+        <w:rPr>
+          <w:rFonts w:ascii="Arial" w:eastAsia="Times New Roman" w:hAnsi="Arial" w:cs="Arial"/>
+          <w:color w:val="000000"/>
+          <w:lang w:eastAsia="en-PH"/>
+        </w:rPr>
+        <w:t>5</w:t>
+      </w:r>
+      <w:r>
+        <w:rPr>
+          <w:rFonts w:ascii="Arial" w:eastAsia="Times New Roman" w:hAnsi="Arial" w:cs="Arial"/>
+          <w:color w:val="000000"/>
+          <w:lang w:eastAsia="en-PH"/>
+        </w:rPr>
+        <w:t>, CSS, JavaScript, ReactJs, PHP, Laravel, MongoDB, and MYSQL</w:t>
       </w:r>
     </w:p>
     <w:p>
@@ -337,7 +552,7 @@
           <w:color w:val="000000"/>
           <w:lang w:eastAsia="en-PH"/>
         </w:rPr>
-        <w:t>Knowledgeable in Microsoft Office Applications</w:t>
+        <w:t>Excellent command of the English language</w:t>
       </w:r>
     </w:p>
     <w:p>
@@ -359,7 +574,7 @@
           <w:color w:val="000000"/>
           <w:lang w:eastAsia="en-PH"/>
         </w:rPr>
-        <w:t>Client service Oriented and Excellent interpersonal skills</w:t>
+        <w:t>Strong client service orientation with exceptional interpersonal skills</w:t>
       </w:r>
     </w:p>
     <w:p>
@@ -381,7 +596,92 @@
           <w:color w:val="000000"/>
           <w:lang w:eastAsia="en-PH"/>
         </w:rPr>
-        <w:t>Can work with minimum supervision, under pressure and on shifting schedule</w:t>
+        <w:t>Ability to work independently with minimal supervision and thrive under pressure and shifting schedules</w:t>
+      </w:r>
+    </w:p>
+    <w:p>
+      <w:pPr>
+        <w:numPr>
+          <w:ilvl w:val="0"/>
+          <w:numId w:val="1"/>
+        </w:numPr>
+        <w:spacing w:before="100" w:beforeAutospacing="1" w:after="100" w:afterAutospacing="1" w:line="240" w:lineRule="auto"/>
+        <w:rPr>
+          <w:rFonts w:ascii="Arial" w:eastAsia="Times New Roman" w:hAnsi="Arial" w:cs="Arial"/>
+          <w:color w:val="000000"/>
+          <w:lang w:eastAsia="en-PH"/>
+        </w:rPr>
+      </w:pPr>
+      <w:r>
+        <w:rPr>
+          <w:rFonts w:ascii="Arial" w:eastAsia="Times New Roman" w:hAnsi="Arial" w:cs="Arial"/>
+          <w:color w:val="000000"/>
+          <w:lang w:eastAsia="en-PH"/>
+        </w:rPr>
+        <w:t>Highly collaborative and able to work effectively within team settings</w:t>
+      </w:r>
+    </w:p>
+    <w:p>
+      <w:pPr>
+        <w:numPr>
+          <w:ilvl w:val="0"/>
+          <w:numId w:val="1"/>
+        </w:numPr>
+        <w:spacing w:before="100" w:beforeAutospacing="1" w:after="100" w:afterAutospacing="1" w:line="240" w:lineRule="auto"/>
+        <w:rPr>
+          <w:rFonts w:ascii="Arial" w:eastAsia="Times New Roman" w:hAnsi="Arial" w:cs="Arial"/>
+          <w:color w:val="000000"/>
+          <w:lang w:eastAsia="en-PH"/>
+        </w:rPr>
+      </w:pPr>
+      <w:r>
+        <w:rPr>
+          <w:rFonts w:ascii="Arial" w:eastAsia="Times New Roman" w:hAnsi="Arial" w:cs="Arial"/>
+          <w:color w:val="000000"/>
+          <w:lang w:eastAsia="en-PH"/>
+        </w:rPr>
+        <w:t>Able to work independently on projects with excellent time management skills</w:t>
+      </w:r>
+    </w:p>
+    <w:p>
+      <w:pPr>
+        <w:numPr>
+          <w:ilvl w:val="0"/>
+          <w:numId w:val="1"/>
+        </w:numPr>
+        <w:spacing w:before="100" w:beforeAutospacing="1" w:after="100" w:afterAutospacing="1" w:line="240" w:lineRule="auto"/>
+        <w:rPr>
+          <w:rFonts w:ascii="Arial" w:eastAsia="Times New Roman" w:hAnsi="Arial" w:cs="Arial"/>
+          <w:color w:val="000000"/>
+          <w:lang w:eastAsia="en-PH"/>
+        </w:rPr>
+      </w:pPr>
+      <w:r>
+        <w:rPr>
+          <w:rFonts w:ascii="Arial" w:eastAsia="Times New Roman" w:hAnsi="Arial" w:cs="Arial"/>
+          <w:color w:val="000000"/>
+          <w:lang w:eastAsia="en-PH"/>
+        </w:rPr>
+        <w:t>Adaptable to different work environments and able to quickly learn new technologies and processes</w:t>
+      </w:r>
+    </w:p>
+    <w:p>
+      <w:pPr>
+        <w:spacing w:before="100" w:beforeAutospacing="1" w:after="100" w:afterAutospacing="1" w:line="240" w:lineRule="auto"/>
+        <w:rPr>
+          <w:rFonts w:ascii="Arial" w:eastAsia="Times New Roman" w:hAnsi="Arial" w:cs="Arial"/>
+          <w:color w:val="000000"/>
+          <w:lang w:eastAsia="en-PH"/>
+        </w:rPr>
+      </w:pPr>
+      <w:r>
+        <w:rPr>
+          <w:rFonts w:ascii="Arial" w:eastAsia="Times New Roman" w:hAnsi="Arial" w:cs="Arial"/>
+          <w:b/>
+          <w:color w:val="000000"/>
+          <w:lang w:eastAsia="en-PH"/>
+        </w:rPr>
+        <w:t>____________________________________________________________________________</w:t>
       </w:r>
     </w:p>
     <w:p>
@@ -430,7 +730,7 @@
           <w:color w:val="000000"/>
           <w:lang w:eastAsia="en-PH"/>
         </w:rPr>
-        <w:t>Kodego Bootcamp</w:t>
+        <w:t>Kode</w:t>
       </w:r>
       <w:r>
         <w:rPr>
@@ -440,6 +740,26 @@
           <w:color w:val="000000"/>
           <w:lang w:eastAsia="en-PH"/>
         </w:rPr>
+        <w:t>G</w:t>
+      </w:r>
+      <w:r>
+        <w:rPr>
+          <w:rFonts w:ascii="Arial" w:eastAsia="Times New Roman" w:hAnsi="Arial" w:cs="Arial"/>
+          <w:b/>
+          <w:bCs/>
+          <w:color w:val="000000"/>
+          <w:lang w:eastAsia="en-PH"/>
+        </w:rPr>
+        <w:t>o Bootcamp</w:t>
+      </w:r>
+      <w:r>
+        <w:rPr>
+          <w:rFonts w:ascii="Arial" w:eastAsia="Times New Roman" w:hAnsi="Arial" w:cs="Arial"/>
+          <w:b/>
+          <w:bCs/>
+          <w:color w:val="000000"/>
+          <w:lang w:eastAsia="en-PH"/>
+        </w:rPr>
         <w:t> </w:t>
       </w:r>
       <w:r>
@@ -464,7 +784,7 @@
           <w:color w:val="000000"/>
           <w:lang w:eastAsia="en-PH"/>
         </w:rPr>
-        <w:t xml:space="preserve"> “Front-end Web Developer, Back-end Web Developer, Full-stack Web Developer”</w:t>
+        <w:t xml:space="preserve"> “Full-stack Web Developer”</w:t>
       </w:r>
       <w:r>
         <w:rPr>
@@ -496,31 +816,6 @@
           <w:color w:val="000000"/>
           <w:lang w:eastAsia="en-PH"/>
         </w:rPr>
-        <w:tab/>
-      </w:r>
-      <w:r>
-        <w:rPr>
-          <w:rFonts w:ascii="Arial" w:eastAsia="Times New Roman" w:hAnsi="Arial" w:cs="Arial"/>
-          <w:color w:val="000000"/>
-          <w:lang w:eastAsia="en-PH"/>
-        </w:rPr>
-        <w:tab/>
-      </w:r>
-      <w:r>
-        <w:rPr>
-          <w:rFonts w:ascii="Arial" w:eastAsia="Times New Roman" w:hAnsi="Arial" w:cs="Arial"/>
-          <w:color w:val="000000"/>
-          <w:lang w:eastAsia="en-PH"/>
-        </w:rPr>
-        <w:tab/>
-      </w:r>
-      <w:r>
-        <w:rPr>
-          <w:rFonts w:ascii="Arial" w:eastAsia="Times New Roman" w:hAnsi="Arial" w:cs="Arial"/>
-          <w:color w:val="000000"/>
-          <w:lang w:eastAsia="en-PH"/>
-        </w:rPr>
-        <w:tab/>
         <w:t xml:space="preserve"> </w:t>
       </w:r>
       <w:r>
@@ -611,8 +906,6 @@
         </w:rPr>
         <w:t>(1st Semester), Bachelor of Science in Information Technology Asian College of Technology – International Educational Foundation P. del Rosario St., Cebu City</w:t>
       </w:r>
-      <w:bookmarkStart w:id="0" w:name="_GoBack"/>
-      <w:bookmarkEnd w:id="0"/>
       <w:r>
         <w:rPr>
           <w:rFonts w:ascii="Arial" w:eastAsia="Times New Roman" w:hAnsi="Arial" w:cs="Arial"/>
@@ -685,6 +978,7 @@
           <w:color w:val="000000"/>
           <w:lang w:eastAsia="en-PH"/>
         </w:rPr>
+        <w:lastRenderedPageBreak/>
         <w:t>Junior High School</w:t>
       </w:r>
       <w:r>
@@ -693,25 +987,7 @@
           <w:color w:val="000000"/>
           <w:lang w:eastAsia="en-PH"/>
         </w:rPr>
-        <w:t xml:space="preserve">, Don Vicente Rama Memorial National High School </w:t>
-      </w:r>
-      <w:proofErr w:type="spellStart"/>
-      <w:r>
-        <w:rPr>
-          <w:rFonts w:ascii="Arial" w:eastAsia="Times New Roman" w:hAnsi="Arial" w:cs="Arial"/>
-          <w:color w:val="000000"/>
-          <w:lang w:eastAsia="en-PH"/>
-        </w:rPr>
-        <w:t>Macopa</w:t>
-      </w:r>
-      <w:proofErr w:type="spellEnd"/>
-      <w:r>
-        <w:rPr>
-          <w:rFonts w:ascii="Arial" w:eastAsia="Times New Roman" w:hAnsi="Arial" w:cs="Arial"/>
-          <w:color w:val="000000"/>
-          <w:lang w:eastAsia="en-PH"/>
-        </w:rPr>
-        <w:t xml:space="preserve"> St. Cebu City</w:t>
+        <w:t>, Don Vicente Rama Memorial National High School Macopa St. Cebu City</w:t>
       </w:r>
       <w:r>
         <w:rPr>
@@ -726,6 +1002,25 @@
     <w:p>
       <w:pPr>
         <w:spacing w:before="100" w:beforeAutospacing="1" w:after="100" w:afterAutospacing="1" w:line="240" w:lineRule="auto"/>
+        <w:rPr>
+          <w:rFonts w:ascii="Arial" w:eastAsia="Times New Roman" w:hAnsi="Arial" w:cs="Arial"/>
+          <w:color w:val="000000"/>
+          <w:lang w:eastAsia="en-PH"/>
+        </w:rPr>
+      </w:pPr>
+      <w:r>
+        <w:rPr>
+          <w:rFonts w:ascii="Arial" w:eastAsia="Times New Roman" w:hAnsi="Arial" w:cs="Arial"/>
+          <w:b/>
+          <w:color w:val="000000"/>
+          <w:lang w:eastAsia="en-PH"/>
+        </w:rPr>
+        <w:t>____________________________________________________________________________</w:t>
+      </w:r>
+    </w:p>
+    <w:p>
+      <w:pPr>
+        <w:spacing w:before="100" w:beforeAutospacing="1" w:after="100" w:afterAutospacing="1" w:line="240" w:lineRule="auto"/>
         <w:outlineLvl w:val="2"/>
         <w:rPr>
           <w:rFonts w:ascii="Arial" w:eastAsia="Times New Roman" w:hAnsi="Arial" w:cs="Arial"/>
@@ -745,7 +1040,634 @@
           <w:color w:val="000000"/>
           <w:lang w:eastAsia="en-PH"/>
         </w:rPr>
+        <w:t>PROJECT</w:t>
+      </w:r>
+      <w:r>
+        <w:rPr>
+          <w:rFonts w:ascii="Arial" w:eastAsia="Times New Roman" w:hAnsi="Arial" w:cs="Arial"/>
+          <w:b/>
+          <w:bCs/>
+          <w:caps/>
+          <w:color w:val="000000"/>
+          <w:lang w:eastAsia="en-PH"/>
+        </w:rPr>
+        <w:t xml:space="preserve"> EXPERIENCE</w:t>
+      </w:r>
+    </w:p>
+    <w:p>
+      <w:pPr>
+        <w:numPr>
+          <w:ilvl w:val="0"/>
+          <w:numId w:val="5"/>
+        </w:numPr>
+        <w:spacing w:before="100" w:beforeAutospacing="1" w:after="100" w:afterAutospacing="1" w:line="240" w:lineRule="auto"/>
+        <w:rPr>
+          <w:rFonts w:ascii="Arial" w:eastAsia="Times New Roman" w:hAnsi="Arial" w:cs="Arial"/>
+          <w:color w:val="000000"/>
+          <w:lang w:eastAsia="en-PH"/>
+        </w:rPr>
+      </w:pPr>
+      <w:r>
+        <w:rPr>
+          <w:rFonts w:ascii="Arial" w:eastAsia="Times New Roman" w:hAnsi="Arial" w:cs="Arial"/>
+          <w:b/>
+          <w:color w:val="000000"/>
+          <w:lang w:eastAsia="en-PH"/>
+        </w:rPr>
+        <w:t>Mini Project 2</w:t>
+      </w:r>
+      <w:r>
+        <w:rPr>
+          <w:rFonts w:ascii="Arial" w:eastAsia="Times New Roman" w:hAnsi="Arial" w:cs="Arial"/>
+          <w:color w:val="000000"/>
+          <w:lang w:eastAsia="en-PH"/>
+        </w:rPr>
+        <w:t xml:space="preserve"> "OriginSwift" at KodeGo Bootcamp - awarded with "Best in Mini Project 2"</w:t>
+      </w:r>
+    </w:p>
+    <w:p>
+      <w:pPr>
+        <w:pStyle w:val="ListParagraph"/>
+        <w:numPr>
+          <w:ilvl w:val="0"/>
+          <w:numId w:val="6"/>
+        </w:numPr>
+        <w:spacing w:before="100" w:beforeAutospacing="1" w:after="100" w:afterAutospacing="1" w:line="240" w:lineRule="auto"/>
+        <w:rPr>
+          <w:rFonts w:ascii="Arial" w:eastAsia="Times New Roman" w:hAnsi="Arial" w:cs="Arial"/>
+          <w:color w:val="000000"/>
+          <w:lang w:eastAsia="en-PH"/>
+        </w:rPr>
+      </w:pPr>
+      <w:r>
+        <w:rPr>
+          <w:rFonts w:ascii="Arial" w:eastAsia="Times New Roman" w:hAnsi="Arial" w:cs="Arial"/>
+          <w:color w:val="000000"/>
+          <w:lang w:eastAsia="en-PH"/>
+        </w:rPr>
+        <w:t>Spearheaded the development of a responsive freelance platform from scratch, leading a team of developers</w:t>
+      </w:r>
+    </w:p>
+    <w:p>
+      <w:pPr>
+        <w:pStyle w:val="ListParagraph"/>
+        <w:numPr>
+          <w:ilvl w:val="0"/>
+          <w:numId w:val="6"/>
+        </w:numPr>
+        <w:spacing w:before="100" w:beforeAutospacing="1" w:after="100" w:afterAutospacing="1" w:line="240" w:lineRule="auto"/>
+        <w:rPr>
+          <w:rFonts w:ascii="Arial" w:eastAsia="Times New Roman" w:hAnsi="Arial" w:cs="Arial"/>
+          <w:color w:val="000000"/>
+          <w:lang w:eastAsia="en-PH"/>
+        </w:rPr>
+      </w:pPr>
+      <w:r>
+        <w:rPr>
+          <w:rFonts w:ascii="Arial" w:eastAsia="Times New Roman" w:hAnsi="Arial" w:cs="Arial"/>
+          <w:b/>
+          <w:color w:val="000000"/>
+          <w:lang w:eastAsia="en-PH"/>
+        </w:rPr>
+        <w:t xml:space="preserve">Project Link </w:t>
+      </w:r>
+      <w:r>
+        <w:rPr>
+          <w:rFonts w:ascii="Arial" w:eastAsia="Times New Roman" w:hAnsi="Arial" w:cs="Arial"/>
+          <w:b/>
+          <w:color w:val="000000"/>
+          <w:lang w:eastAsia="en-PH"/>
+        </w:rPr>
+        <w:t>–</w:t>
+      </w:r>
+      <w:r>
+        <w:rPr>
+          <w:rFonts w:ascii="Arial" w:eastAsia="Times New Roman" w:hAnsi="Arial" w:cs="Arial"/>
+          <w:b/>
+          <w:color w:val="000000"/>
+          <w:lang w:eastAsia="en-PH"/>
+        </w:rPr>
+        <w:t xml:space="preserve"> </w:t>
+      </w:r>
+      <w:hyperlink r:id="rId8" w:history="1">
+        <w:r>
+          <w:rPr>
+            <w:rStyle w:val="Hyperlink"/>
+            <w:rFonts w:ascii="Arial" w:hAnsi="Arial" w:cs="Arial"/>
+          </w:rPr>
+          <w:t>https://venzkie1.github.io/OriginSwift/</w:t>
+        </w:r>
+      </w:hyperlink>
+    </w:p>
+    <w:p>
+      <w:pPr>
+        <w:numPr>
+          <w:ilvl w:val="0"/>
+          <w:numId w:val="5"/>
+        </w:numPr>
+        <w:spacing w:before="100" w:beforeAutospacing="1" w:after="100" w:afterAutospacing="1" w:line="240" w:lineRule="auto"/>
+        <w:rPr>
+          <w:rFonts w:ascii="Arial" w:eastAsia="Times New Roman" w:hAnsi="Arial" w:cs="Arial"/>
+          <w:color w:val="000000"/>
+          <w:lang w:eastAsia="en-PH"/>
+        </w:rPr>
+      </w:pPr>
+      <w:r>
+        <w:rPr>
+          <w:rFonts w:ascii="Arial" w:eastAsia="Times New Roman" w:hAnsi="Arial" w:cs="Arial"/>
+          <w:b/>
+          <w:color w:val="000000"/>
+          <w:lang w:eastAsia="en-PH"/>
+        </w:rPr>
+        <w:t>Mini Project 1</w:t>
+      </w:r>
+      <w:r>
+        <w:rPr>
+          <w:rFonts w:ascii="Arial" w:eastAsia="Times New Roman" w:hAnsi="Arial" w:cs="Arial"/>
+          <w:color w:val="000000"/>
+          <w:lang w:eastAsia="en-PH"/>
+        </w:rPr>
+        <w:t xml:space="preserve"> “E Magazine” at KodeGo Bootcamp</w:t>
+      </w:r>
+    </w:p>
+    <w:p>
+      <w:pPr>
+        <w:pStyle w:val="ListParagraph"/>
+        <w:numPr>
+          <w:ilvl w:val="0"/>
+          <w:numId w:val="7"/>
+        </w:numPr>
+        <w:spacing w:before="100" w:beforeAutospacing="1" w:after="100" w:afterAutospacing="1" w:line="240" w:lineRule="auto"/>
+        <w:rPr>
+          <w:rFonts w:ascii="Arial" w:eastAsia="Times New Roman" w:hAnsi="Arial" w:cs="Arial"/>
+          <w:color w:val="000000"/>
+          <w:lang w:eastAsia="en-PH"/>
+        </w:rPr>
+      </w:pPr>
+      <w:r>
+        <w:rPr>
+          <w:rFonts w:ascii="Arial" w:eastAsia="Times New Roman" w:hAnsi="Arial" w:cs="Arial"/>
+          <w:color w:val="000000"/>
+          <w:lang w:eastAsia="en-PH"/>
+        </w:rPr>
+        <w:t>Independently developed and presented a responsive website</w:t>
+      </w:r>
+    </w:p>
+    <w:p>
+      <w:pPr>
+        <w:pStyle w:val="ListParagraph"/>
+        <w:numPr>
+          <w:ilvl w:val="0"/>
+          <w:numId w:val="7"/>
+        </w:numPr>
+        <w:spacing w:before="100" w:beforeAutospacing="1" w:after="100" w:afterAutospacing="1" w:line="240" w:lineRule="auto"/>
+        <w:rPr>
+          <w:rFonts w:ascii="Arial" w:eastAsia="Times New Roman" w:hAnsi="Arial" w:cs="Arial"/>
+          <w:color w:val="000000"/>
+          <w:lang w:eastAsia="en-PH"/>
+        </w:rPr>
+      </w:pPr>
+      <w:r>
+        <w:rPr>
+          <w:rFonts w:ascii="Arial" w:eastAsia="Times New Roman" w:hAnsi="Arial" w:cs="Arial"/>
+          <w:b/>
+          <w:color w:val="000000"/>
+          <w:lang w:eastAsia="en-PH"/>
+        </w:rPr>
+        <w:t xml:space="preserve">Project Link </w:t>
+      </w:r>
+      <w:r>
+        <w:rPr>
+          <w:rFonts w:ascii="Arial" w:eastAsia="Times New Roman" w:hAnsi="Arial" w:cs="Arial"/>
+          <w:b/>
+          <w:color w:val="000000"/>
+          <w:lang w:eastAsia="en-PH"/>
+        </w:rPr>
+        <w:softHyphen/>
+      </w:r>
+      <w:r>
+        <w:rPr>
+          <w:rFonts w:ascii="Arial" w:eastAsia="Times New Roman" w:hAnsi="Arial" w:cs="Arial"/>
+          <w:b/>
+          <w:color w:val="000000"/>
+          <w:lang w:eastAsia="en-PH"/>
+        </w:rPr>
+        <w:t>–</w:t>
+      </w:r>
+      <w:r>
+        <w:rPr>
+          <w:rFonts w:ascii="Arial" w:eastAsia="Times New Roman" w:hAnsi="Arial" w:cs="Arial"/>
+          <w:b/>
+          <w:color w:val="000000"/>
+          <w:lang w:eastAsia="en-PH"/>
+        </w:rPr>
+        <w:t xml:space="preserve"> </w:t>
+      </w:r>
+      <w:hyperlink r:id="rId9" w:history="1">
+        <w:r>
+          <w:rPr>
+            <w:rStyle w:val="Hyperlink"/>
+            <w:rFonts w:ascii="Arial" w:hAnsi="Arial" w:cs="Arial"/>
+            <w:color w:val="0D0D0D" w:themeColor="text1" w:themeTint="F2"/>
+          </w:rPr>
+          <w:t>Enegmatic Horizon (venzkie1.github.io)</w:t>
+        </w:r>
+      </w:hyperlink>
+    </w:p>
+    <w:p>
+      <w:pPr>
+        <w:numPr>
+          <w:ilvl w:val="0"/>
+          <w:numId w:val="5"/>
+        </w:numPr>
+        <w:spacing w:before="100" w:beforeAutospacing="1" w:after="100" w:afterAutospacing="1" w:line="240" w:lineRule="auto"/>
+        <w:rPr>
+          <w:rFonts w:ascii="Arial" w:eastAsia="Times New Roman" w:hAnsi="Arial" w:cs="Arial"/>
+          <w:color w:val="000000"/>
+          <w:lang w:eastAsia="en-PH"/>
+        </w:rPr>
+      </w:pPr>
+      <w:r>
+        <w:rPr>
+          <w:rFonts w:ascii="Arial" w:eastAsia="Times New Roman" w:hAnsi="Arial" w:cs="Arial"/>
+          <w:b/>
+          <w:color w:val="000000"/>
+          <w:lang w:eastAsia="en-PH"/>
+        </w:rPr>
+        <w:t>Final Capstone “</w:t>
+      </w:r>
+      <w:r>
+        <w:rPr>
+          <w:rFonts w:ascii="Arial" w:eastAsia="Times New Roman" w:hAnsi="Arial" w:cs="Arial"/>
+          <w:color w:val="000000"/>
+          <w:lang w:eastAsia="en-PH"/>
+        </w:rPr>
+        <w:t>Origin Swift</w:t>
+      </w:r>
+      <w:r>
+        <w:rPr>
+          <w:rFonts w:ascii="Arial" w:eastAsia="Times New Roman" w:hAnsi="Arial" w:cs="Arial"/>
+          <w:b/>
+          <w:color w:val="000000"/>
+          <w:lang w:eastAsia="en-PH"/>
+        </w:rPr>
+        <w:t xml:space="preserve">” </w:t>
+      </w:r>
+      <w:r>
+        <w:rPr>
+          <w:rFonts w:ascii="Arial" w:eastAsia="Times New Roman" w:hAnsi="Arial" w:cs="Arial"/>
+          <w:color w:val="000000"/>
+          <w:lang w:eastAsia="en-PH"/>
+        </w:rPr>
+        <w:t>at KodeGo Bootcamp</w:t>
+      </w:r>
+    </w:p>
+    <w:p>
+      <w:pPr>
+        <w:pStyle w:val="ListParagraph"/>
+        <w:numPr>
+          <w:ilvl w:val="0"/>
+          <w:numId w:val="8"/>
+        </w:numPr>
+        <w:spacing w:before="100" w:beforeAutospacing="1" w:after="100" w:afterAutospacing="1" w:line="240" w:lineRule="auto"/>
+        <w:rPr>
+          <w:rFonts w:ascii="Arial" w:eastAsia="Times New Roman" w:hAnsi="Arial" w:cs="Arial"/>
+          <w:color w:val="000000"/>
+          <w:lang w:eastAsia="en-PH"/>
+        </w:rPr>
+      </w:pPr>
+      <w:r>
+        <w:rPr>
+          <w:rFonts w:ascii="Arial" w:eastAsia="Times New Roman" w:hAnsi="Arial" w:cs="Arial"/>
+          <w:color w:val="000000"/>
+          <w:lang w:eastAsia="en-PH"/>
+        </w:rPr>
+        <w:t>Solely built and completed a full-stack project using mongoDB as the database</w:t>
+      </w:r>
+    </w:p>
+    <w:p>
+      <w:pPr>
+        <w:pStyle w:val="ListParagraph"/>
+        <w:numPr>
+          <w:ilvl w:val="0"/>
+          <w:numId w:val="8"/>
+        </w:numPr>
+        <w:spacing w:before="100" w:beforeAutospacing="1" w:after="100" w:afterAutospacing="1" w:line="240" w:lineRule="auto"/>
+        <w:rPr>
+          <w:rFonts w:ascii="Arial" w:eastAsia="Times New Roman" w:hAnsi="Arial" w:cs="Arial"/>
+          <w:color w:val="000000"/>
+          <w:lang w:eastAsia="en-PH"/>
+        </w:rPr>
+      </w:pPr>
+      <w:r>
+        <w:rPr>
+          <w:rFonts w:ascii="Arial" w:eastAsia="Times New Roman" w:hAnsi="Arial" w:cs="Arial"/>
+          <w:color w:val="000000"/>
+          <w:lang w:eastAsia="en-PH"/>
+        </w:rPr>
+        <w:t>Presented the final product upon completion.</w:t>
+      </w:r>
+    </w:p>
+    <w:p>
+      <w:pPr>
+        <w:spacing w:before="100" w:beforeAutospacing="1" w:after="100" w:afterAutospacing="1" w:line="240" w:lineRule="auto"/>
+        <w:rPr>
+          <w:rFonts w:ascii="Arial" w:eastAsia="Times New Roman" w:hAnsi="Arial" w:cs="Arial"/>
+          <w:color w:val="000000"/>
+          <w:lang w:eastAsia="en-PH"/>
+        </w:rPr>
+      </w:pPr>
+      <w:r>
+        <w:rPr>
+          <w:rFonts w:ascii="Arial" w:eastAsia="Times New Roman" w:hAnsi="Arial" w:cs="Arial"/>
+          <w:b/>
+          <w:color w:val="000000"/>
+          <w:lang w:eastAsia="en-PH"/>
+        </w:rPr>
+        <w:t>____________________________________________________________________________</w:t>
+      </w:r>
+    </w:p>
+    <w:p>
+      <w:pPr>
+        <w:spacing w:before="100" w:beforeAutospacing="1" w:after="100" w:afterAutospacing="1" w:line="240" w:lineRule="auto"/>
+        <w:rPr>
+          <w:rFonts w:ascii="Arial" w:eastAsia="Times New Roman" w:hAnsi="Arial" w:cs="Arial"/>
+          <w:b/>
+          <w:color w:val="000000"/>
+          <w:lang w:eastAsia="en-PH"/>
+        </w:rPr>
+      </w:pPr>
+      <w:r>
+        <w:rPr>
+          <w:rFonts w:ascii="Arial" w:eastAsia="Times New Roman" w:hAnsi="Arial" w:cs="Arial"/>
+          <w:b/>
+          <w:color w:val="000000"/>
+          <w:lang w:eastAsia="en-PH"/>
+        </w:rPr>
         <w:t>WORK EXPERIENCE</w:t>
+      </w:r>
+    </w:p>
+    <w:p>
+      <w:pPr>
+        <w:pStyle w:val="ListParagraph"/>
+        <w:numPr>
+          <w:ilvl w:val="0"/>
+          <w:numId w:val="4"/>
+        </w:numPr>
+        <w:spacing w:before="100" w:beforeAutospacing="1" w:after="100" w:afterAutospacing="1" w:line="240" w:lineRule="auto"/>
+        <w:rPr>
+          <w:rFonts w:ascii="Arial" w:eastAsia="Times New Roman" w:hAnsi="Arial" w:cs="Arial"/>
+          <w:b/>
+          <w:color w:val="000000"/>
+          <w:lang w:eastAsia="en-PH"/>
+        </w:rPr>
+      </w:pPr>
+      <w:r>
+        <w:rPr>
+          <w:rFonts w:ascii="Arial" w:hAnsi="Arial" w:cs="Arial"/>
+        </w:rPr>
+        <w:t>Working scholar as Assistant in Co-founder, Accounting and in College of Arts, Science and PE Office on my First year 1st Semester days.</w:t>
+      </w:r>
+    </w:p>
+    <w:p>
+      <w:pPr>
+        <w:pStyle w:val="ListParagraph"/>
+        <w:numPr>
+          <w:ilvl w:val="0"/>
+          <w:numId w:val="4"/>
+        </w:numPr>
+        <w:spacing w:before="100" w:beforeAutospacing="1" w:after="100" w:afterAutospacing="1" w:line="240" w:lineRule="auto"/>
+        <w:rPr>
+          <w:rFonts w:ascii="Arial" w:eastAsia="Times New Roman" w:hAnsi="Arial" w:cs="Arial"/>
+          <w:b/>
+          <w:color w:val="000000"/>
+          <w:lang w:eastAsia="en-PH"/>
+        </w:rPr>
+      </w:pPr>
+      <w:r>
+        <w:rPr>
+          <w:rFonts w:ascii="Arial" w:hAnsi="Arial" w:cs="Arial"/>
+        </w:rPr>
+        <w:t>Intuit QuickBooks Online Payroll Support Team, Back Office (AST) in Concentrix</w:t>
+      </w:r>
+    </w:p>
+    <w:p>
+      <w:pPr>
+        <w:spacing w:before="100" w:beforeAutospacing="1" w:after="100" w:afterAutospacing="1" w:line="240" w:lineRule="auto"/>
+        <w:rPr>
+          <w:rFonts w:ascii="Arial" w:eastAsia="Times New Roman" w:hAnsi="Arial" w:cs="Arial"/>
+          <w:color w:val="000000"/>
+          <w:lang w:eastAsia="en-PH"/>
+        </w:rPr>
+      </w:pPr>
+      <w:r>
+        <w:rPr>
+          <w:rFonts w:ascii="Arial" w:eastAsia="Times New Roman" w:hAnsi="Arial" w:cs="Arial"/>
+          <w:b/>
+          <w:color w:val="000000"/>
+          <w:lang w:eastAsia="en-PH"/>
+        </w:rPr>
+        <w:t>____________________________________________________________________________</w:t>
+      </w:r>
+    </w:p>
+    <w:p>
+      <w:pPr>
+        <w:spacing w:before="100" w:beforeAutospacing="1" w:after="100" w:afterAutospacing="1" w:line="240" w:lineRule="auto"/>
+        <w:outlineLvl w:val="2"/>
+        <w:rPr>
+          <w:rFonts w:ascii="Arial" w:eastAsia="Times New Roman" w:hAnsi="Arial" w:cs="Arial"/>
+          <w:b/>
+          <w:bCs/>
+          <w:caps/>
+          <w:color w:val="000000"/>
+          <w:lang w:eastAsia="en-PH"/>
+        </w:rPr>
+      </w:pPr>
+      <w:r>
+        <w:rPr>
+          <w:rFonts w:ascii="Arial" w:eastAsia="Times New Roman" w:hAnsi="Arial" w:cs="Arial"/>
+          <w:b/>
+          <w:bCs/>
+          <w:caps/>
+          <w:color w:val="000000"/>
+          <w:lang w:eastAsia="en-PH"/>
+        </w:rPr>
+        <w:t>CERTIFICATE</w:t>
+      </w:r>
+    </w:p>
+    <w:p>
+      <w:pPr>
+        <w:numPr>
+          <w:ilvl w:val="0"/>
+          <w:numId w:val="9"/>
+        </w:numPr>
+        <w:spacing w:before="100" w:beforeAutospacing="1" w:after="100" w:afterAutospacing="1" w:line="240" w:lineRule="auto"/>
+        <w:rPr>
+          <w:rFonts w:ascii="Arial" w:eastAsia="Times New Roman" w:hAnsi="Arial" w:cs="Arial"/>
+          <w:color w:val="000000"/>
+          <w:lang w:eastAsia="en-PH"/>
+        </w:rPr>
+      </w:pPr>
+      <w:r>
+        <w:rPr>
+          <w:rFonts w:ascii="Arial" w:eastAsia="Times New Roman" w:hAnsi="Arial" w:cs="Arial"/>
+          <w:b/>
+          <w:color w:val="000000"/>
+          <w:lang w:eastAsia="en-PH"/>
+        </w:rPr>
+        <w:t xml:space="preserve">Completion </w:t>
+      </w:r>
+      <w:r>
+        <w:rPr>
+          <w:rFonts w:ascii="Arial" w:eastAsia="Times New Roman" w:hAnsi="Arial" w:cs="Arial"/>
+          <w:color w:val="000000"/>
+          <w:lang w:eastAsia="en-PH"/>
+        </w:rPr>
+        <w:t>of 12-weeks Full-stack Web Development Bootcamp of KodeGo, given on May 09, 2023</w:t>
+      </w:r>
+    </w:p>
+    <w:p>
+      <w:pPr>
+        <w:numPr>
+          <w:ilvl w:val="0"/>
+          <w:numId w:val="9"/>
+        </w:numPr>
+        <w:spacing w:before="100" w:beforeAutospacing="1" w:after="100" w:afterAutospacing="1" w:line="240" w:lineRule="auto"/>
+        <w:rPr>
+          <w:rFonts w:ascii="Arial" w:hAnsi="Arial" w:cs="Arial"/>
+        </w:rPr>
+      </w:pPr>
+      <w:r>
+        <w:rPr>
+          <w:rFonts w:ascii="Arial" w:eastAsia="Times New Roman" w:hAnsi="Arial" w:cs="Arial"/>
+          <w:b/>
+          <w:color w:val="000000"/>
+          <w:lang w:eastAsia="en-PH"/>
+        </w:rPr>
+        <w:t>Instructor</w:t>
+      </w:r>
+      <w:r>
+        <w:rPr>
+          <w:rFonts w:ascii="Arial" w:eastAsia="Times New Roman" w:hAnsi="Arial" w:cs="Arial"/>
+          <w:b/>
+          <w:color w:val="000000"/>
+          <w:lang w:eastAsia="en-PH"/>
+        </w:rPr>
+        <w:t xml:space="preserve">: </w:t>
+      </w:r>
+      <w:r>
+        <w:rPr>
+          <w:rFonts w:ascii="Arial" w:eastAsia="Times New Roman" w:hAnsi="Arial" w:cs="Arial"/>
+          <w:color w:val="000000"/>
+          <w:lang w:eastAsia="en-PH"/>
+        </w:rPr>
+        <w:t>Cielito Palacio</w:t>
+      </w:r>
+    </w:p>
+    <w:p>
+      <w:pPr>
+        <w:numPr>
+          <w:ilvl w:val="0"/>
+          <w:numId w:val="9"/>
+        </w:numPr>
+        <w:spacing w:before="100" w:beforeAutospacing="1" w:after="100" w:afterAutospacing="1" w:line="240" w:lineRule="auto"/>
+        <w:rPr>
+          <w:rFonts w:ascii="Arial" w:hAnsi="Arial" w:cs="Arial"/>
+        </w:rPr>
+      </w:pPr>
+      <w:r>
+        <w:rPr>
+          <w:rFonts w:ascii="Arial" w:hAnsi="Arial" w:cs="Arial"/>
+          <w:b/>
+        </w:rPr>
+        <w:t>Head of KodeGo</w:t>
+      </w:r>
+      <w:r>
+        <w:rPr>
+          <w:rFonts w:ascii="Arial" w:hAnsi="Arial" w:cs="Arial"/>
+          <w:b/>
+        </w:rPr>
+        <w:t xml:space="preserve">: </w:t>
+      </w:r>
+      <w:r>
+        <w:rPr>
+          <w:rFonts w:ascii="Arial" w:hAnsi="Arial" w:cs="Arial"/>
+        </w:rPr>
+        <w:t>Ina Gervacio</w:t>
+      </w:r>
+    </w:p>
+    <w:p>
+      <w:pPr>
+        <w:numPr>
+          <w:ilvl w:val="0"/>
+          <w:numId w:val="9"/>
+        </w:numPr>
+        <w:spacing w:before="100" w:beforeAutospacing="1" w:after="100" w:afterAutospacing="1" w:line="240" w:lineRule="auto"/>
+        <w:rPr>
+          <w:rFonts w:ascii="Arial" w:hAnsi="Arial" w:cs="Arial"/>
+        </w:rPr>
+      </w:pPr>
+      <w:r>
+        <w:rPr>
+          <w:rFonts w:ascii="Arial" w:hAnsi="Arial" w:cs="Arial"/>
+          <w:b/>
+        </w:rPr>
+        <w:t>Serial Number</w:t>
+      </w:r>
+      <w:r>
+        <w:rPr>
+          <w:rFonts w:ascii="Arial" w:hAnsi="Arial" w:cs="Arial"/>
+          <w:b/>
+        </w:rPr>
+        <w:t xml:space="preserve">: </w:t>
+      </w:r>
+      <w:r>
+        <w:rPr>
+          <w:rFonts w:ascii="Arial" w:hAnsi="Arial" w:cs="Arial"/>
+        </w:rPr>
+        <w:t>KG-01042023-042#</w:t>
+      </w:r>
+    </w:p>
+    <w:p>
+      <w:pPr>
+        <w:spacing w:before="100" w:beforeAutospacing="1" w:after="100" w:afterAutospacing="1" w:line="240" w:lineRule="auto"/>
+        <w:rPr>
+          <w:rFonts w:ascii="Arial" w:hAnsi="Arial" w:cs="Arial"/>
+        </w:rPr>
+      </w:pPr>
+      <w:r>
+        <w:rPr>
+          <w:rFonts w:ascii="Arial" w:eastAsia="Times New Roman" w:hAnsi="Arial" w:cs="Arial"/>
+          <w:b/>
+          <w:color w:val="000000"/>
+          <w:lang w:eastAsia="en-PH"/>
+        </w:rPr>
+        <w:t>____________________________________________________________________________</w:t>
+      </w:r>
+    </w:p>
+    <w:p>
+      <w:pPr>
+        <w:spacing w:before="100" w:beforeAutospacing="1" w:after="100" w:afterAutospacing="1" w:line="240" w:lineRule="auto"/>
+        <w:outlineLvl w:val="2"/>
+        <w:rPr>
+          <w:rFonts w:ascii="Arial" w:eastAsia="Times New Roman" w:hAnsi="Arial" w:cs="Arial"/>
+          <w:b/>
+          <w:bCs/>
+          <w:caps/>
+          <w:color w:val="000000"/>
+          <w:lang w:eastAsia="en-PH"/>
+        </w:rPr>
+      </w:pPr>
+      <w:r>
+        <w:rPr>
+          <w:rFonts w:ascii="Arial" w:eastAsia="Times New Roman" w:hAnsi="Arial" w:cs="Arial"/>
+          <w:b/>
+          <w:bCs/>
+          <w:caps/>
+          <w:color w:val="000000"/>
+          <w:lang w:eastAsia="en-PH"/>
+        </w:rPr>
+        <w:t>ACHIEVEMENTS</w:t>
       </w:r>
     </w:p>
     <w:p>
@@ -767,7 +1689,7 @@
           <w:color w:val="000000"/>
           <w:lang w:eastAsia="en-PH"/>
         </w:rPr>
-        <w:t>Working scholar as Assistant in Co-founder, Accounting and in College of Arts, Science and PE Office on my First year 1st Semester days.</w:t>
+        <w:t>Best in Mini Project 2</w:t>
       </w:r>
     </w:p>
     <w:p>
@@ -789,15 +1711,32 @@
           <w:color w:val="000000"/>
           <w:lang w:eastAsia="en-PH"/>
         </w:rPr>
-        <w:t>Intuit QuickBooks Online Payroll Support Team, Back Office (AST) in Concentrix.</w:t>
-      </w:r>
-    </w:p>
-    <w:p>
-      <w:pPr>
-        <w:rPr>
-          <w:rFonts w:ascii="Arial" w:hAnsi="Arial" w:cs="Arial"/>
-        </w:rPr>
-      </w:pPr>
+        <w:t>Top 5 student of KodeGo Batch WD-44</w:t>
+      </w:r>
+    </w:p>
+    <w:p>
+      <w:pPr>
+        <w:numPr>
+          <w:ilvl w:val="0"/>
+          <w:numId w:val="3"/>
+        </w:numPr>
+        <w:spacing w:before="100" w:beforeAutospacing="1" w:after="100" w:afterAutospacing="1" w:line="240" w:lineRule="auto"/>
+        <w:rPr>
+          <w:rFonts w:ascii="Arial" w:eastAsia="Times New Roman" w:hAnsi="Arial" w:cs="Arial"/>
+          <w:color w:val="000000"/>
+          <w:lang w:eastAsia="en-PH"/>
+        </w:rPr>
+      </w:pPr>
+      <w:r>
+        <w:rPr>
+          <w:rFonts w:ascii="Arial" w:eastAsia="Times New Roman" w:hAnsi="Arial" w:cs="Arial"/>
+          <w:color w:val="000000"/>
+          <w:lang w:eastAsia="en-PH"/>
+        </w:rPr>
+        <w:t xml:space="preserve">Bibong KodeGeeks </w:t>
+      </w:r>
+      <w:bookmarkStart w:id="0" w:name="_GoBack"/>
+      <w:bookmarkEnd w:id="0"/>
     </w:p>
     <w:sectPr>
       <w:pgSz w:w="12240" w:h="15840"/>
@@ -814,7 +1753,7 @@
   <w:abstractNum w:abstractNumId="0" w15:restartNumberingAfterBreak="0">
     <w:nsid w:val="0816693E"/>
     <w:multiLevelType w:val="multilevel"/>
-    <w:tmpl w:val="6BF64B68"/>
+    <w:tmpl w:val="1CAA1886"/>
     <w:lvl w:ilvl="0">
       <w:start w:val="1"/>
       <w:numFmt w:val="bullet"/>
@@ -961,6 +1900,530 @@
     </w:lvl>
   </w:abstractNum>
   <w:abstractNum w:abstractNumId="1" w15:restartNumberingAfterBreak="0">
+    <w:nsid w:val="0E6B5538"/>
+    <w:multiLevelType w:val="multilevel"/>
+    <w:tmpl w:val="1CAA1886"/>
+    <w:lvl w:ilvl="0">
+      <w:start w:val="1"/>
+      <w:numFmt w:val="bullet"/>
+      <w:lvlText w:val=""/>
+      <w:lvlJc w:val="left"/>
+      <w:pPr>
+        <w:tabs>
+          <w:tab w:val="num" w:pos="720"/>
+        </w:tabs>
+        <w:ind w:left="720" w:hanging="360"/>
+      </w:pPr>
+      <w:rPr>
+        <w:rFonts w:ascii="Symbol" w:hAnsi="Symbol" w:hint="default"/>
+        <w:sz w:val="20"/>
+      </w:rPr>
+    </w:lvl>
+    <w:lvl w:ilvl="1" w:tentative="1">
+      <w:start w:val="1"/>
+      <w:numFmt w:val="bullet"/>
+      <w:lvlText w:val="o"/>
+      <w:lvlJc w:val="left"/>
+      <w:pPr>
+        <w:tabs>
+          <w:tab w:val="num" w:pos="1440"/>
+        </w:tabs>
+        <w:ind w:left="1440" w:hanging="360"/>
+      </w:pPr>
+      <w:rPr>
+        <w:rFonts w:ascii="Courier New" w:hAnsi="Courier New" w:hint="default"/>
+        <w:sz w:val="20"/>
+      </w:rPr>
+    </w:lvl>
+    <w:lvl w:ilvl="2" w:tentative="1">
+      <w:start w:val="1"/>
+      <w:numFmt w:val="bullet"/>
+      <w:lvlText w:val=""/>
+      <w:lvlJc w:val="left"/>
+      <w:pPr>
+        <w:tabs>
+          <w:tab w:val="num" w:pos="2160"/>
+        </w:tabs>
+        <w:ind w:left="2160" w:hanging="360"/>
+      </w:pPr>
+      <w:rPr>
+        <w:rFonts w:ascii="Wingdings" w:hAnsi="Wingdings" w:hint="default"/>
+        <w:sz w:val="20"/>
+      </w:rPr>
+    </w:lvl>
+    <w:lvl w:ilvl="3" w:tentative="1">
+      <w:start w:val="1"/>
+      <w:numFmt w:val="bullet"/>
+      <w:lvlText w:val=""/>
+      <w:lvlJc w:val="left"/>
+      <w:pPr>
+        <w:tabs>
+          <w:tab w:val="num" w:pos="2880"/>
+        </w:tabs>
+        <w:ind w:left="2880" w:hanging="360"/>
+      </w:pPr>
+      <w:rPr>
+        <w:rFonts w:ascii="Wingdings" w:hAnsi="Wingdings" w:hint="default"/>
+        <w:sz w:val="20"/>
+      </w:rPr>
+    </w:lvl>
+    <w:lvl w:ilvl="4" w:tentative="1">
+      <w:start w:val="1"/>
+      <w:numFmt w:val="bullet"/>
+      <w:lvlText w:val=""/>
+      <w:lvlJc w:val="left"/>
+      <w:pPr>
+        <w:tabs>
+          <w:tab w:val="num" w:pos="3600"/>
+        </w:tabs>
+        <w:ind w:left="3600" w:hanging="360"/>
+      </w:pPr>
+      <w:rPr>
+        <w:rFonts w:ascii="Wingdings" w:hAnsi="Wingdings" w:hint="default"/>
+        <w:sz w:val="20"/>
+      </w:rPr>
+    </w:lvl>
+    <w:lvl w:ilvl="5" w:tentative="1">
+      <w:start w:val="1"/>
+      <w:numFmt w:val="bullet"/>
+      <w:lvlText w:val=""/>
+      <w:lvlJc w:val="left"/>
+      <w:pPr>
+        <w:tabs>
+          <w:tab w:val="num" w:pos="4320"/>
+        </w:tabs>
+        <w:ind w:left="4320" w:hanging="360"/>
+      </w:pPr>
+      <w:rPr>
+        <w:rFonts w:ascii="Wingdings" w:hAnsi="Wingdings" w:hint="default"/>
+        <w:sz w:val="20"/>
+      </w:rPr>
+    </w:lvl>
+    <w:lvl w:ilvl="6" w:tentative="1">
+      <w:start w:val="1"/>
+      <w:numFmt w:val="bullet"/>
+      <w:lvlText w:val=""/>
+      <w:lvlJc w:val="left"/>
+      <w:pPr>
+        <w:tabs>
+          <w:tab w:val="num" w:pos="5040"/>
+        </w:tabs>
+        <w:ind w:left="5040" w:hanging="360"/>
+      </w:pPr>
+      <w:rPr>
+        <w:rFonts w:ascii="Wingdings" w:hAnsi="Wingdings" w:hint="default"/>
+        <w:sz w:val="20"/>
+      </w:rPr>
+    </w:lvl>
+    <w:lvl w:ilvl="7" w:tentative="1">
+      <w:start w:val="1"/>
+      <w:numFmt w:val="bullet"/>
+      <w:lvlText w:val=""/>
+      <w:lvlJc w:val="left"/>
+      <w:pPr>
+        <w:tabs>
+          <w:tab w:val="num" w:pos="5760"/>
+        </w:tabs>
+        <w:ind w:left="5760" w:hanging="360"/>
+      </w:pPr>
+      <w:rPr>
+        <w:rFonts w:ascii="Wingdings" w:hAnsi="Wingdings" w:hint="default"/>
+        <w:sz w:val="20"/>
+      </w:rPr>
+    </w:lvl>
+    <w:lvl w:ilvl="8" w:tentative="1">
+      <w:start w:val="1"/>
+      <w:numFmt w:val="bullet"/>
+      <w:lvlText w:val=""/>
+      <w:lvlJc w:val="left"/>
+      <w:pPr>
+        <w:tabs>
+          <w:tab w:val="num" w:pos="6480"/>
+        </w:tabs>
+        <w:ind w:left="6480" w:hanging="360"/>
+      </w:pPr>
+      <w:rPr>
+        <w:rFonts w:ascii="Wingdings" w:hAnsi="Wingdings" w:hint="default"/>
+        <w:sz w:val="20"/>
+      </w:rPr>
+    </w:lvl>
+  </w:abstractNum>
+  <w:abstractNum w:abstractNumId="2" w15:restartNumberingAfterBreak="0">
+    <w:nsid w:val="237750AB"/>
+    <w:multiLevelType w:val="hybridMultilevel"/>
+    <w:tmpl w:val="5D7CD9AE"/>
+    <w:lvl w:ilvl="0" w:tplc="34090001">
+      <w:start w:val="1"/>
+      <w:numFmt w:val="bullet"/>
+      <w:lvlText w:val=""/>
+      <w:lvlJc w:val="left"/>
+      <w:pPr>
+        <w:ind w:left="1440" w:hanging="360"/>
+      </w:pPr>
+      <w:rPr>
+        <w:rFonts w:ascii="Symbol" w:hAnsi="Symbol" w:hint="default"/>
+      </w:rPr>
+    </w:lvl>
+    <w:lvl w:ilvl="1" w:tplc="34090003" w:tentative="1">
+      <w:start w:val="1"/>
+      <w:numFmt w:val="bullet"/>
+      <w:lvlText w:val="o"/>
+      <w:lvlJc w:val="left"/>
+      <w:pPr>
+        <w:ind w:left="2160" w:hanging="360"/>
+      </w:pPr>
+      <w:rPr>
+        <w:rFonts w:ascii="Courier New" w:hAnsi="Courier New" w:cs="Courier New" w:hint="default"/>
+      </w:rPr>
+    </w:lvl>
+    <w:lvl w:ilvl="2" w:tplc="34090005" w:tentative="1">
+      <w:start w:val="1"/>
+      <w:numFmt w:val="bullet"/>
+      <w:lvlText w:val=""/>
+      <w:lvlJc w:val="left"/>
+      <w:pPr>
+        <w:ind w:left="2880" w:hanging="360"/>
+      </w:pPr>
+      <w:rPr>
+        <w:rFonts w:ascii="Wingdings" w:hAnsi="Wingdings" w:hint="default"/>
+      </w:rPr>
+    </w:lvl>
+    <w:lvl w:ilvl="3" w:tplc="34090001" w:tentative="1">
+      <w:start w:val="1"/>
+      <w:numFmt w:val="bullet"/>
+      <w:lvlText w:val=""/>
+      <w:lvlJc w:val="left"/>
+      <w:pPr>
+        <w:ind w:left="3600" w:hanging="360"/>
+      </w:pPr>
+      <w:rPr>
+        <w:rFonts w:ascii="Symbol" w:hAnsi="Symbol" w:hint="default"/>
+      </w:rPr>
+    </w:lvl>
+    <w:lvl w:ilvl="4" w:tplc="34090003" w:tentative="1">
+      <w:start w:val="1"/>
+      <w:numFmt w:val="bullet"/>
+      <w:lvlText w:val="o"/>
+      <w:lvlJc w:val="left"/>
+      <w:pPr>
+        <w:ind w:left="4320" w:hanging="360"/>
+      </w:pPr>
+      <w:rPr>
+        <w:rFonts w:ascii="Courier New" w:hAnsi="Courier New" w:cs="Courier New" w:hint="default"/>
+      </w:rPr>
+    </w:lvl>
+    <w:lvl w:ilvl="5" w:tplc="34090005" w:tentative="1">
+      <w:start w:val="1"/>
+      <w:numFmt w:val="bullet"/>
+      <w:lvlText w:val=""/>
+      <w:lvlJc w:val="left"/>
+      <w:pPr>
+        <w:ind w:left="5040" w:hanging="360"/>
+      </w:pPr>
+      <w:rPr>
+        <w:rFonts w:ascii="Wingdings" w:hAnsi="Wingdings" w:hint="default"/>
+      </w:rPr>
+    </w:lvl>
+    <w:lvl w:ilvl="6" w:tplc="34090001" w:tentative="1">
+      <w:start w:val="1"/>
+      <w:numFmt w:val="bullet"/>
+      <w:lvlText w:val=""/>
+      <w:lvlJc w:val="left"/>
+      <w:pPr>
+        <w:ind w:left="5760" w:hanging="360"/>
+      </w:pPr>
+      <w:rPr>
+        <w:rFonts w:ascii="Symbol" w:hAnsi="Symbol" w:hint="default"/>
+      </w:rPr>
+    </w:lvl>
+    <w:lvl w:ilvl="7" w:tplc="34090003" w:tentative="1">
+      <w:start w:val="1"/>
+      <w:numFmt w:val="bullet"/>
+      <w:lvlText w:val="o"/>
+      <w:lvlJc w:val="left"/>
+      <w:pPr>
+        <w:ind w:left="6480" w:hanging="360"/>
+      </w:pPr>
+      <w:rPr>
+        <w:rFonts w:ascii="Courier New" w:hAnsi="Courier New" w:cs="Courier New" w:hint="default"/>
+      </w:rPr>
+    </w:lvl>
+    <w:lvl w:ilvl="8" w:tplc="34090005" w:tentative="1">
+      <w:start w:val="1"/>
+      <w:numFmt w:val="bullet"/>
+      <w:lvlText w:val=""/>
+      <w:lvlJc w:val="left"/>
+      <w:pPr>
+        <w:ind w:left="7200" w:hanging="360"/>
+      </w:pPr>
+      <w:rPr>
+        <w:rFonts w:ascii="Wingdings" w:hAnsi="Wingdings" w:hint="default"/>
+      </w:rPr>
+    </w:lvl>
+  </w:abstractNum>
+  <w:abstractNum w:abstractNumId="3" w15:restartNumberingAfterBreak="0">
+    <w:nsid w:val="271E6141"/>
+    <w:multiLevelType w:val="multilevel"/>
+    <w:tmpl w:val="4CA25CBC"/>
+    <w:lvl w:ilvl="0">
+      <w:start w:val="1"/>
+      <w:numFmt w:val="decimal"/>
+      <w:lvlText w:val="%1."/>
+      <w:lvlJc w:val="left"/>
+      <w:pPr>
+        <w:tabs>
+          <w:tab w:val="num" w:pos="720"/>
+        </w:tabs>
+        <w:ind w:left="720" w:hanging="360"/>
+      </w:pPr>
+      <w:rPr>
+        <w:rFonts w:hint="default"/>
+        <w:sz w:val="20"/>
+      </w:rPr>
+    </w:lvl>
+    <w:lvl w:ilvl="1" w:tentative="1">
+      <w:start w:val="1"/>
+      <w:numFmt w:val="bullet"/>
+      <w:lvlText w:val="o"/>
+      <w:lvlJc w:val="left"/>
+      <w:pPr>
+        <w:tabs>
+          <w:tab w:val="num" w:pos="1440"/>
+        </w:tabs>
+        <w:ind w:left="1440" w:hanging="360"/>
+      </w:pPr>
+      <w:rPr>
+        <w:rFonts w:ascii="Courier New" w:hAnsi="Courier New" w:hint="default"/>
+        <w:sz w:val="20"/>
+      </w:rPr>
+    </w:lvl>
+    <w:lvl w:ilvl="2" w:tentative="1">
+      <w:start w:val="1"/>
+      <w:numFmt w:val="bullet"/>
+      <w:lvlText w:val=""/>
+      <w:lvlJc w:val="left"/>
+      <w:pPr>
+        <w:tabs>
+          <w:tab w:val="num" w:pos="2160"/>
+        </w:tabs>
+        <w:ind w:left="2160" w:hanging="360"/>
+      </w:pPr>
+      <w:rPr>
+        <w:rFonts w:ascii="Wingdings" w:hAnsi="Wingdings" w:hint="default"/>
+        <w:sz w:val="20"/>
+      </w:rPr>
+    </w:lvl>
+    <w:lvl w:ilvl="3" w:tentative="1">
+      <w:start w:val="1"/>
+      <w:numFmt w:val="bullet"/>
+      <w:lvlText w:val=""/>
+      <w:lvlJc w:val="left"/>
+      <w:pPr>
+        <w:tabs>
+          <w:tab w:val="num" w:pos="2880"/>
+        </w:tabs>
+        <w:ind w:left="2880" w:hanging="360"/>
+      </w:pPr>
+      <w:rPr>
+        <w:rFonts w:ascii="Wingdings" w:hAnsi="Wingdings" w:hint="default"/>
+        <w:sz w:val="20"/>
+      </w:rPr>
+    </w:lvl>
+    <w:lvl w:ilvl="4" w:tentative="1">
+      <w:start w:val="1"/>
+      <w:numFmt w:val="bullet"/>
+      <w:lvlText w:val=""/>
+      <w:lvlJc w:val="left"/>
+      <w:pPr>
+        <w:tabs>
+          <w:tab w:val="num" w:pos="3600"/>
+        </w:tabs>
+        <w:ind w:left="3600" w:hanging="360"/>
+      </w:pPr>
+      <w:rPr>
+        <w:rFonts w:ascii="Wingdings" w:hAnsi="Wingdings" w:hint="default"/>
+        <w:sz w:val="20"/>
+      </w:rPr>
+    </w:lvl>
+    <w:lvl w:ilvl="5" w:tentative="1">
+      <w:start w:val="1"/>
+      <w:numFmt w:val="bullet"/>
+      <w:lvlText w:val=""/>
+      <w:lvlJc w:val="left"/>
+      <w:pPr>
+        <w:tabs>
+          <w:tab w:val="num" w:pos="4320"/>
+        </w:tabs>
+        <w:ind w:left="4320" w:hanging="360"/>
+      </w:pPr>
+      <w:rPr>
+        <w:rFonts w:ascii="Wingdings" w:hAnsi="Wingdings" w:hint="default"/>
+        <w:sz w:val="20"/>
+      </w:rPr>
+    </w:lvl>
+    <w:lvl w:ilvl="6" w:tentative="1">
+      <w:start w:val="1"/>
+      <w:numFmt w:val="bullet"/>
+      <w:lvlText w:val=""/>
+      <w:lvlJc w:val="left"/>
+      <w:pPr>
+        <w:tabs>
+          <w:tab w:val="num" w:pos="5040"/>
+        </w:tabs>
+        <w:ind w:left="5040" w:hanging="360"/>
+      </w:pPr>
+      <w:rPr>
+        <w:rFonts w:ascii="Wingdings" w:hAnsi="Wingdings" w:hint="default"/>
+        <w:sz w:val="20"/>
+      </w:rPr>
+    </w:lvl>
+    <w:lvl w:ilvl="7" w:tentative="1">
+      <w:start w:val="1"/>
+      <w:numFmt w:val="bullet"/>
+      <w:lvlText w:val=""/>
+      <w:lvlJc w:val="left"/>
+      <w:pPr>
+        <w:tabs>
+          <w:tab w:val="num" w:pos="5760"/>
+        </w:tabs>
+        <w:ind w:left="5760" w:hanging="360"/>
+      </w:pPr>
+      <w:rPr>
+        <w:rFonts w:ascii="Wingdings" w:hAnsi="Wingdings" w:hint="default"/>
+        <w:sz w:val="20"/>
+      </w:rPr>
+    </w:lvl>
+    <w:lvl w:ilvl="8" w:tentative="1">
+      <w:start w:val="1"/>
+      <w:numFmt w:val="bullet"/>
+      <w:lvlText w:val=""/>
+      <w:lvlJc w:val="left"/>
+      <w:pPr>
+        <w:tabs>
+          <w:tab w:val="num" w:pos="6480"/>
+        </w:tabs>
+        <w:ind w:left="6480" w:hanging="360"/>
+      </w:pPr>
+      <w:rPr>
+        <w:rFonts w:ascii="Wingdings" w:hAnsi="Wingdings" w:hint="default"/>
+        <w:sz w:val="20"/>
+      </w:rPr>
+    </w:lvl>
+  </w:abstractNum>
+  <w:abstractNum w:abstractNumId="4" w15:restartNumberingAfterBreak="0">
+    <w:nsid w:val="2C322725"/>
+    <w:multiLevelType w:val="hybridMultilevel"/>
+    <w:tmpl w:val="D3C6F804"/>
+    <w:lvl w:ilvl="0" w:tplc="34090001">
+      <w:start w:val="1"/>
+      <w:numFmt w:val="bullet"/>
+      <w:lvlText w:val=""/>
+      <w:lvlJc w:val="left"/>
+      <w:pPr>
+        <w:ind w:left="720" w:hanging="360"/>
+      </w:pPr>
+      <w:rPr>
+        <w:rFonts w:ascii="Symbol" w:hAnsi="Symbol" w:hint="default"/>
+      </w:rPr>
+    </w:lvl>
+    <w:lvl w:ilvl="1" w:tplc="34090003" w:tentative="1">
+      <w:start w:val="1"/>
+      <w:numFmt w:val="bullet"/>
+      <w:lvlText w:val="o"/>
+      <w:lvlJc w:val="left"/>
+      <w:pPr>
+        <w:ind w:left="1440" w:hanging="360"/>
+      </w:pPr>
+      <w:rPr>
+        <w:rFonts w:ascii="Courier New" w:hAnsi="Courier New" w:cs="Courier New" w:hint="default"/>
+      </w:rPr>
+    </w:lvl>
+    <w:lvl w:ilvl="2" w:tplc="34090005" w:tentative="1">
+      <w:start w:val="1"/>
+      <w:numFmt w:val="bullet"/>
+      <w:lvlText w:val=""/>
+      <w:lvlJc w:val="left"/>
+      <w:pPr>
+        <w:ind w:left="2160" w:hanging="360"/>
+      </w:pPr>
+      <w:rPr>
+        <w:rFonts w:ascii="Wingdings" w:hAnsi="Wingdings" w:hint="default"/>
+      </w:rPr>
+    </w:lvl>
+    <w:lvl w:ilvl="3" w:tplc="34090001" w:tentative="1">
+      <w:start w:val="1"/>
+      <w:numFmt w:val="bullet"/>
+      <w:lvlText w:val=""/>
+      <w:lvlJc w:val="left"/>
+      <w:pPr>
+        <w:ind w:left="2880" w:hanging="360"/>
+      </w:pPr>
+      <w:rPr>
+        <w:rFonts w:ascii="Symbol" w:hAnsi="Symbol" w:hint="default"/>
+      </w:rPr>
+    </w:lvl>
+    <w:lvl w:ilvl="4" w:tplc="34090003" w:tentative="1">
+      <w:start w:val="1"/>
+      <w:numFmt w:val="bullet"/>
+      <w:lvlText w:val="o"/>
+      <w:lvlJc w:val="left"/>
+      <w:pPr>
+        <w:ind w:left="3600" w:hanging="360"/>
+      </w:pPr>
+      <w:rPr>
+        <w:rFonts w:ascii="Courier New" w:hAnsi="Courier New" w:cs="Courier New" w:hint="default"/>
+      </w:rPr>
+    </w:lvl>
+    <w:lvl w:ilvl="5" w:tplc="34090005" w:tentative="1">
+      <w:start w:val="1"/>
+      <w:numFmt w:val="bullet"/>
+      <w:lvlText w:val=""/>
+      <w:lvlJc w:val="left"/>
+      <w:pPr>
+        <w:ind w:left="4320" w:hanging="360"/>
+      </w:pPr>
+      <w:rPr>
+        <w:rFonts w:ascii="Wingdings" w:hAnsi="Wingdings" w:hint="default"/>
+      </w:rPr>
+    </w:lvl>
+    <w:lvl w:ilvl="6" w:tplc="34090001" w:tentative="1">
+      <w:start w:val="1"/>
+      <w:numFmt w:val="bullet"/>
+      <w:lvlText w:val=""/>
+      <w:lvlJc w:val="left"/>
+      <w:pPr>
+        <w:ind w:left="5040" w:hanging="360"/>
+      </w:pPr>
+      <w:rPr>
+        <w:rFonts w:ascii="Symbol" w:hAnsi="Symbol" w:hint="default"/>
+      </w:rPr>
+    </w:lvl>
+    <w:lvl w:ilvl="7" w:tplc="34090003" w:tentative="1">
+      <w:start w:val="1"/>
+      <w:numFmt w:val="bullet"/>
+      <w:lvlText w:val="o"/>
+      <w:lvlJc w:val="left"/>
+      <w:pPr>
+        <w:ind w:left="5760" w:hanging="360"/>
+      </w:pPr>
+      <w:rPr>
+        <w:rFonts w:ascii="Courier New" w:hAnsi="Courier New" w:cs="Courier New" w:hint="default"/>
+      </w:rPr>
+    </w:lvl>
+    <w:lvl w:ilvl="8" w:tplc="34090005" w:tentative="1">
+      <w:start w:val="1"/>
+      <w:numFmt w:val="bullet"/>
+      <w:lvlText w:val=""/>
+      <w:lvlJc w:val="left"/>
+      <w:pPr>
+        <w:ind w:left="6480" w:hanging="360"/>
+      </w:pPr>
+      <w:rPr>
+        <w:rFonts w:ascii="Wingdings" w:hAnsi="Wingdings" w:hint="default"/>
+      </w:rPr>
+    </w:lvl>
+  </w:abstractNum>
+  <w:abstractNum w:abstractNumId="5" w15:restartNumberingAfterBreak="0">
     <w:nsid w:val="39D55A08"/>
     <w:multiLevelType w:val="multilevel"/>
     <w:tmpl w:val="59C65544"/>
@@ -1109,7 +2572,7 @@
       </w:rPr>
     </w:lvl>
   </w:abstractNum>
-  <w:abstractNum w:abstractNumId="2" w15:restartNumberingAfterBreak="0">
+  <w:abstractNum w:abstractNumId="6" w15:restartNumberingAfterBreak="0">
     <w:nsid w:val="61F24B20"/>
     <w:multiLevelType w:val="multilevel"/>
     <w:tmpl w:val="A88ED820"/>
@@ -1258,14 +2721,258 @@
       </w:rPr>
     </w:lvl>
   </w:abstractNum>
+  <w:abstractNum w:abstractNumId="7" w15:restartNumberingAfterBreak="0">
+    <w:nsid w:val="6D180B02"/>
+    <w:multiLevelType w:val="hybridMultilevel"/>
+    <w:tmpl w:val="739C9072"/>
+    <w:lvl w:ilvl="0" w:tplc="34090001">
+      <w:start w:val="1"/>
+      <w:numFmt w:val="bullet"/>
+      <w:lvlText w:val=""/>
+      <w:lvlJc w:val="left"/>
+      <w:pPr>
+        <w:ind w:left="1440" w:hanging="360"/>
+      </w:pPr>
+      <w:rPr>
+        <w:rFonts w:ascii="Symbol" w:hAnsi="Symbol" w:hint="default"/>
+      </w:rPr>
+    </w:lvl>
+    <w:lvl w:ilvl="1" w:tplc="34090003" w:tentative="1">
+      <w:start w:val="1"/>
+      <w:numFmt w:val="bullet"/>
+      <w:lvlText w:val="o"/>
+      <w:lvlJc w:val="left"/>
+      <w:pPr>
+        <w:ind w:left="2160" w:hanging="360"/>
+      </w:pPr>
+      <w:rPr>
+        <w:rFonts w:ascii="Courier New" w:hAnsi="Courier New" w:cs="Courier New" w:hint="default"/>
+      </w:rPr>
+    </w:lvl>
+    <w:lvl w:ilvl="2" w:tplc="34090005" w:tentative="1">
+      <w:start w:val="1"/>
+      <w:numFmt w:val="bullet"/>
+      <w:lvlText w:val=""/>
+      <w:lvlJc w:val="left"/>
+      <w:pPr>
+        <w:ind w:left="2880" w:hanging="360"/>
+      </w:pPr>
+      <w:rPr>
+        <w:rFonts w:ascii="Wingdings" w:hAnsi="Wingdings" w:hint="default"/>
+      </w:rPr>
+    </w:lvl>
+    <w:lvl w:ilvl="3" w:tplc="34090001" w:tentative="1">
+      <w:start w:val="1"/>
+      <w:numFmt w:val="bullet"/>
+      <w:lvlText w:val=""/>
+      <w:lvlJc w:val="left"/>
+      <w:pPr>
+        <w:ind w:left="3600" w:hanging="360"/>
+      </w:pPr>
+      <w:rPr>
+        <w:rFonts w:ascii="Symbol" w:hAnsi="Symbol" w:hint="default"/>
+      </w:rPr>
+    </w:lvl>
+    <w:lvl w:ilvl="4" w:tplc="34090003" w:tentative="1">
+      <w:start w:val="1"/>
+      <w:numFmt w:val="bullet"/>
+      <w:lvlText w:val="o"/>
+      <w:lvlJc w:val="left"/>
+      <w:pPr>
+        <w:ind w:left="4320" w:hanging="360"/>
+      </w:pPr>
+      <w:rPr>
+        <w:rFonts w:ascii="Courier New" w:hAnsi="Courier New" w:cs="Courier New" w:hint="default"/>
+      </w:rPr>
+    </w:lvl>
+    <w:lvl w:ilvl="5" w:tplc="34090005" w:tentative="1">
+      <w:start w:val="1"/>
+      <w:numFmt w:val="bullet"/>
+      <w:lvlText w:val=""/>
+      <w:lvlJc w:val="left"/>
+      <w:pPr>
+        <w:ind w:left="5040" w:hanging="360"/>
+      </w:pPr>
+      <w:rPr>
+        <w:rFonts w:ascii="Wingdings" w:hAnsi="Wingdings" w:hint="default"/>
+      </w:rPr>
+    </w:lvl>
+    <w:lvl w:ilvl="6" w:tplc="34090001" w:tentative="1">
+      <w:start w:val="1"/>
+      <w:numFmt w:val="bullet"/>
+      <w:lvlText w:val=""/>
+      <w:lvlJc w:val="left"/>
+      <w:pPr>
+        <w:ind w:left="5760" w:hanging="360"/>
+      </w:pPr>
+      <w:rPr>
+        <w:rFonts w:ascii="Symbol" w:hAnsi="Symbol" w:hint="default"/>
+      </w:rPr>
+    </w:lvl>
+    <w:lvl w:ilvl="7" w:tplc="34090003" w:tentative="1">
+      <w:start w:val="1"/>
+      <w:numFmt w:val="bullet"/>
+      <w:lvlText w:val="o"/>
+      <w:lvlJc w:val="left"/>
+      <w:pPr>
+        <w:ind w:left="6480" w:hanging="360"/>
+      </w:pPr>
+      <w:rPr>
+        <w:rFonts w:ascii="Courier New" w:hAnsi="Courier New" w:cs="Courier New" w:hint="default"/>
+      </w:rPr>
+    </w:lvl>
+    <w:lvl w:ilvl="8" w:tplc="34090005" w:tentative="1">
+      <w:start w:val="1"/>
+      <w:numFmt w:val="bullet"/>
+      <w:lvlText w:val=""/>
+      <w:lvlJc w:val="left"/>
+      <w:pPr>
+        <w:ind w:left="7200" w:hanging="360"/>
+      </w:pPr>
+      <w:rPr>
+        <w:rFonts w:ascii="Wingdings" w:hAnsi="Wingdings" w:hint="default"/>
+      </w:rPr>
+    </w:lvl>
+  </w:abstractNum>
+  <w:abstractNum w:abstractNumId="8" w15:restartNumberingAfterBreak="0">
+    <w:nsid w:val="7AFA11F0"/>
+    <w:multiLevelType w:val="hybridMultilevel"/>
+    <w:tmpl w:val="323A2794"/>
+    <w:lvl w:ilvl="0" w:tplc="34090001">
+      <w:start w:val="1"/>
+      <w:numFmt w:val="bullet"/>
+      <w:lvlText w:val=""/>
+      <w:lvlJc w:val="left"/>
+      <w:pPr>
+        <w:ind w:left="1440" w:hanging="360"/>
+      </w:pPr>
+      <w:rPr>
+        <w:rFonts w:ascii="Symbol" w:hAnsi="Symbol" w:hint="default"/>
+      </w:rPr>
+    </w:lvl>
+    <w:lvl w:ilvl="1" w:tplc="34090003" w:tentative="1">
+      <w:start w:val="1"/>
+      <w:numFmt w:val="bullet"/>
+      <w:lvlText w:val="o"/>
+      <w:lvlJc w:val="left"/>
+      <w:pPr>
+        <w:ind w:left="2160" w:hanging="360"/>
+      </w:pPr>
+      <w:rPr>
+        <w:rFonts w:ascii="Courier New" w:hAnsi="Courier New" w:cs="Courier New" w:hint="default"/>
+      </w:rPr>
+    </w:lvl>
+    <w:lvl w:ilvl="2" w:tplc="34090005" w:tentative="1">
+      <w:start w:val="1"/>
+      <w:numFmt w:val="bullet"/>
+      <w:lvlText w:val=""/>
+      <w:lvlJc w:val="left"/>
+      <w:pPr>
+        <w:ind w:left="2880" w:hanging="360"/>
+      </w:pPr>
+      <w:rPr>
+        <w:rFonts w:ascii="Wingdings" w:hAnsi="Wingdings" w:hint="default"/>
+      </w:rPr>
+    </w:lvl>
+    <w:lvl w:ilvl="3" w:tplc="34090001" w:tentative="1">
+      <w:start w:val="1"/>
+      <w:numFmt w:val="bullet"/>
+      <w:lvlText w:val=""/>
+      <w:lvlJc w:val="left"/>
+      <w:pPr>
+        <w:ind w:left="3600" w:hanging="360"/>
+      </w:pPr>
+      <w:rPr>
+        <w:rFonts w:ascii="Symbol" w:hAnsi="Symbol" w:hint="default"/>
+      </w:rPr>
+    </w:lvl>
+    <w:lvl w:ilvl="4" w:tplc="34090003" w:tentative="1">
+      <w:start w:val="1"/>
+      <w:numFmt w:val="bullet"/>
+      <w:lvlText w:val="o"/>
+      <w:lvlJc w:val="left"/>
+      <w:pPr>
+        <w:ind w:left="4320" w:hanging="360"/>
+      </w:pPr>
+      <w:rPr>
+        <w:rFonts w:ascii="Courier New" w:hAnsi="Courier New" w:cs="Courier New" w:hint="default"/>
+      </w:rPr>
+    </w:lvl>
+    <w:lvl w:ilvl="5" w:tplc="34090005" w:tentative="1">
+      <w:start w:val="1"/>
+      <w:numFmt w:val="bullet"/>
+      <w:lvlText w:val=""/>
+      <w:lvlJc w:val="left"/>
+      <w:pPr>
+        <w:ind w:left="5040" w:hanging="360"/>
+      </w:pPr>
+      <w:rPr>
+        <w:rFonts w:ascii="Wingdings" w:hAnsi="Wingdings" w:hint="default"/>
+      </w:rPr>
+    </w:lvl>
+    <w:lvl w:ilvl="6" w:tplc="34090001" w:tentative="1">
+      <w:start w:val="1"/>
+      <w:numFmt w:val="bullet"/>
+      <w:lvlText w:val=""/>
+      <w:lvlJc w:val="left"/>
+      <w:pPr>
+        <w:ind w:left="5760" w:hanging="360"/>
+      </w:pPr>
+      <w:rPr>
+        <w:rFonts w:ascii="Symbol" w:hAnsi="Symbol" w:hint="default"/>
+      </w:rPr>
+    </w:lvl>
+    <w:lvl w:ilvl="7" w:tplc="34090003" w:tentative="1">
+      <w:start w:val="1"/>
+      <w:numFmt w:val="bullet"/>
+      <w:lvlText w:val="o"/>
+      <w:lvlJc w:val="left"/>
+      <w:pPr>
+        <w:ind w:left="6480" w:hanging="360"/>
+      </w:pPr>
+      <w:rPr>
+        <w:rFonts w:ascii="Courier New" w:hAnsi="Courier New" w:cs="Courier New" w:hint="default"/>
+      </w:rPr>
+    </w:lvl>
+    <w:lvl w:ilvl="8" w:tplc="34090005" w:tentative="1">
+      <w:start w:val="1"/>
+      <w:numFmt w:val="bullet"/>
+      <w:lvlText w:val=""/>
+      <w:lvlJc w:val="left"/>
+      <w:pPr>
+        <w:ind w:left="7200" w:hanging="360"/>
+      </w:pPr>
+      <w:rPr>
+        <w:rFonts w:ascii="Wingdings" w:hAnsi="Wingdings" w:hint="default"/>
+      </w:rPr>
+    </w:lvl>
+  </w:abstractNum>
   <w:num w:numId="1">
-    <w:abstractNumId w:val="1"/>
+    <w:abstractNumId w:val="5"/>
   </w:num>
   <w:num w:numId="2">
-    <w:abstractNumId w:val="2"/>
+    <w:abstractNumId w:val="6"/>
   </w:num>
   <w:num w:numId="3">
     <w:abstractNumId w:val="0"/>
+  </w:num>
+  <w:num w:numId="4">
+    <w:abstractNumId w:val="4"/>
+  </w:num>
+  <w:num w:numId="5">
+    <w:abstractNumId w:val="3"/>
+  </w:num>
+  <w:num w:numId="6">
+    <w:abstractNumId w:val="2"/>
+  </w:num>
+  <w:num w:numId="7">
+    <w:abstractNumId w:val="8"/>
+  </w:num>
+  <w:num w:numId="8">
+    <w:abstractNumId w:val="7"/>
+  </w:num>
+  <w:num w:numId="9">
+    <w:abstractNumId w:val="1"/>
   </w:num>
 </w:numbering>
 </file>
@@ -1793,6 +3500,52 @@
       <w:bCs/>
     </w:rPr>
   </w:style>
+  <w:style w:type="character" w:styleId="Hyperlink">
+    <w:name w:val="Hyperlink"/>
+    <w:basedOn w:val="DefaultParagraphFont"/>
+    <w:uiPriority w:val="99"/>
+    <w:unhideWhenUsed/>
+    <w:rsid w:val="003276DF"/>
+    <w:rPr>
+      <w:color w:val="0000FF"/>
+      <w:u w:val="single"/>
+    </w:rPr>
+  </w:style>
+  <w:style w:type="character" w:styleId="FollowedHyperlink">
+    <w:name w:val="FollowedHyperlink"/>
+    <w:basedOn w:val="DefaultParagraphFont"/>
+    <w:uiPriority w:val="99"/>
+    <w:semiHidden/>
+    <w:unhideWhenUsed/>
+    <w:rsid w:val="00034D4B"/>
+    <w:rPr>
+      <w:color w:val="954F72" w:themeColor="followedHyperlink"/>
+      <w:u w:val="single"/>
+    </w:rPr>
+  </w:style>
+  <w:style w:type="character" w:styleId="UnresolvedMention">
+    <w:name w:val="Unresolved Mention"/>
+    <w:basedOn w:val="DefaultParagraphFont"/>
+    <w:uiPriority w:val="99"/>
+    <w:semiHidden/>
+    <w:unhideWhenUsed/>
+    <w:rsid w:val="00034D4B"/>
+    <w:rPr>
+      <w:color w:val="605E5C"/>
+      <w:shd w:val="clear" w:color="auto" w:fill="E1DFDD"/>
+    </w:rPr>
+  </w:style>
+  <w:style w:type="paragraph" w:styleId="ListParagraph">
+    <w:name w:val="List Paragraph"/>
+    <w:basedOn w:val="Normal"/>
+    <w:uiPriority w:val="34"/>
+    <w:qFormat/>
+    <w:rsid w:val="00717DD3"/>
+    <w:pPr>
+      <w:ind w:left="720"/>
+      <w:contextualSpacing/>
+    </w:pPr>
+  </w:style>
 </w:styles>
 </file>
 

--- a/RESUME-1.docx
+++ b/RESUME-1.docx
@@ -12,6 +12,8 @@
           <w:bCs/>
           <w:caps/>
           <w:color w:val="000000"/>
+          <w:sz w:val="20"/>
+          <w:szCs w:val="20"/>
           <w:lang w:eastAsia="en-PH"/>
         </w:rPr>
       </w:pPr>
@@ -22,6 +24,8 @@
           <w:bCs/>
           <w:caps/>
           <w:color w:val="000000"/>
+          <w:sz w:val="20"/>
+          <w:szCs w:val="20"/>
           <w:lang w:eastAsia="en-PH"/>
         </w:rPr>
         <w:t>NAME:</w:t>
@@ -33,13 +37,17 @@
         <w:rPr>
           <w:rFonts w:ascii="Arial" w:eastAsia="Times New Roman" w:hAnsi="Arial" w:cs="Arial"/>
           <w:color w:val="000000"/>
-          <w:lang w:eastAsia="en-PH"/>
-        </w:rPr>
-      </w:pPr>
-      <w:r>
-        <w:rPr>
-          <w:rFonts w:ascii="Arial" w:eastAsia="Times New Roman" w:hAnsi="Arial" w:cs="Arial"/>
-          <w:color w:val="000000"/>
+          <w:sz w:val="20"/>
+          <w:szCs w:val="20"/>
+          <w:lang w:eastAsia="en-PH"/>
+        </w:rPr>
+      </w:pPr>
+      <w:r>
+        <w:rPr>
+          <w:rFonts w:ascii="Arial" w:eastAsia="Times New Roman" w:hAnsi="Arial" w:cs="Arial"/>
+          <w:color w:val="000000"/>
+          <w:sz w:val="20"/>
+          <w:szCs w:val="20"/>
           <w:lang w:eastAsia="en-PH"/>
         </w:rPr>
         <w:t>Kevin D. Membreve</w:t>
@@ -55,6 +63,8 @@
           <w:bCs/>
           <w:caps/>
           <w:color w:val="000000"/>
+          <w:sz w:val="20"/>
+          <w:szCs w:val="20"/>
           <w:lang w:eastAsia="en-PH"/>
         </w:rPr>
       </w:pPr>
@@ -65,6 +75,8 @@
           <w:bCs/>
           <w:caps/>
           <w:color w:val="000000"/>
+          <w:sz w:val="20"/>
+          <w:szCs w:val="20"/>
           <w:lang w:eastAsia="en-PH"/>
         </w:rPr>
         <w:t>ADDRESS:</w:t>
@@ -76,13 +88,17 @@
         <w:rPr>
           <w:rFonts w:ascii="Arial" w:eastAsia="Times New Roman" w:hAnsi="Arial" w:cs="Arial"/>
           <w:color w:val="000000"/>
-          <w:lang w:eastAsia="en-PH"/>
-        </w:rPr>
-      </w:pPr>
-      <w:r>
-        <w:rPr>
-          <w:rFonts w:ascii="Arial" w:eastAsia="Times New Roman" w:hAnsi="Arial" w:cs="Arial"/>
-          <w:color w:val="000000"/>
+          <w:sz w:val="20"/>
+          <w:szCs w:val="20"/>
+          <w:lang w:eastAsia="en-PH"/>
+        </w:rPr>
+      </w:pPr>
+      <w:r>
+        <w:rPr>
+          <w:rFonts w:ascii="Arial" w:eastAsia="Times New Roman" w:hAnsi="Arial" w:cs="Arial"/>
+          <w:color w:val="000000"/>
+          <w:sz w:val="20"/>
+          <w:szCs w:val="20"/>
           <w:lang w:eastAsia="en-PH"/>
         </w:rPr>
         <w:t>Sitio Lupa, Basak San Nicolas Cebu city</w:t>
@@ -98,6 +114,8 @@
           <w:bCs/>
           <w:caps/>
           <w:color w:val="000000"/>
+          <w:sz w:val="20"/>
+          <w:szCs w:val="20"/>
           <w:lang w:eastAsia="en-PH"/>
         </w:rPr>
       </w:pPr>
@@ -108,6 +126,8 @@
           <w:bCs/>
           <w:caps/>
           <w:color w:val="000000"/>
+          <w:sz w:val="20"/>
+          <w:szCs w:val="20"/>
           <w:lang w:eastAsia="en-PH"/>
         </w:rPr>
         <w:t>EMAIL:</w:t>
@@ -119,13 +139,17 @@
         <w:rPr>
           <w:rFonts w:ascii="Arial" w:eastAsia="Times New Roman" w:hAnsi="Arial" w:cs="Arial"/>
           <w:color w:val="000000"/>
-          <w:lang w:eastAsia="en-PH"/>
-        </w:rPr>
-      </w:pPr>
-      <w:r>
-        <w:rPr>
-          <w:rFonts w:ascii="Arial" w:eastAsia="Times New Roman" w:hAnsi="Arial" w:cs="Arial"/>
-          <w:color w:val="000000"/>
+          <w:sz w:val="20"/>
+          <w:szCs w:val="20"/>
+          <w:lang w:eastAsia="en-PH"/>
+        </w:rPr>
+      </w:pPr>
+      <w:r>
+        <w:rPr>
+          <w:rFonts w:ascii="Arial" w:eastAsia="Times New Roman" w:hAnsi="Arial" w:cs="Arial"/>
+          <w:color w:val="000000"/>
+          <w:sz w:val="20"/>
+          <w:szCs w:val="20"/>
           <w:lang w:eastAsia="en-PH"/>
         </w:rPr>
         <w:t>kevinmembreve32@gmail.com</w:t>
@@ -141,6 +165,8 @@
           <w:bCs/>
           <w:caps/>
           <w:color w:val="000000"/>
+          <w:sz w:val="20"/>
+          <w:szCs w:val="20"/>
           <w:lang w:eastAsia="en-PH"/>
         </w:rPr>
       </w:pPr>
@@ -151,6 +177,8 @@
           <w:bCs/>
           <w:caps/>
           <w:color w:val="000000"/>
+          <w:sz w:val="20"/>
+          <w:szCs w:val="20"/>
           <w:lang w:eastAsia="en-PH"/>
         </w:rPr>
         <w:t>MOBILE:</w:t>
@@ -162,13 +190,17 @@
         <w:rPr>
           <w:rFonts w:ascii="Arial" w:eastAsia="Times New Roman" w:hAnsi="Arial" w:cs="Arial"/>
           <w:color w:val="000000"/>
-          <w:lang w:eastAsia="en-PH"/>
-        </w:rPr>
-      </w:pPr>
-      <w:r>
-        <w:rPr>
-          <w:rFonts w:ascii="Arial" w:eastAsia="Times New Roman" w:hAnsi="Arial" w:cs="Arial"/>
-          <w:color w:val="000000"/>
+          <w:sz w:val="20"/>
+          <w:szCs w:val="20"/>
+          <w:lang w:eastAsia="en-PH"/>
+        </w:rPr>
+      </w:pPr>
+      <w:r>
+        <w:rPr>
+          <w:rFonts w:ascii="Arial" w:eastAsia="Times New Roman" w:hAnsi="Arial" w:cs="Arial"/>
+          <w:color w:val="000000"/>
+          <w:sz w:val="20"/>
+          <w:szCs w:val="20"/>
           <w:lang w:eastAsia="en-PH"/>
         </w:rPr>
         <w:t>09269596970</w:t>
@@ -184,6 +216,8 @@
           <w:bCs/>
           <w:caps/>
           <w:color w:val="000000"/>
+          <w:sz w:val="20"/>
+          <w:szCs w:val="20"/>
           <w:lang w:eastAsia="en-PH"/>
         </w:rPr>
       </w:pPr>
@@ -194,6 +228,8 @@
           <w:bCs/>
           <w:caps/>
           <w:color w:val="000000"/>
+          <w:sz w:val="20"/>
+          <w:szCs w:val="20"/>
           <w:lang w:eastAsia="en-PH"/>
         </w:rPr>
         <w:t>RELEVANT LINKS</w:t>
@@ -203,12 +239,19 @@
       <w:pPr>
         <w:spacing w:before="100" w:beforeAutospacing="1" w:after="100" w:afterAutospacing="1" w:line="240" w:lineRule="auto"/>
         <w:outlineLvl w:val="2"/>
-      </w:pPr>
-      <w:r>
-        <w:rPr>
-          <w:rFonts w:ascii="Arial" w:eastAsia="Times New Roman" w:hAnsi="Arial" w:cs="Arial"/>
-          <w:b/>
-          <w:color w:val="000000"/>
+        <w:rPr>
+          <w:rFonts w:ascii="Arial" w:hAnsi="Arial" w:cs="Arial"/>
+          <w:sz w:val="20"/>
+          <w:szCs w:val="20"/>
+        </w:rPr>
+      </w:pPr>
+      <w:r>
+        <w:rPr>
+          <w:rFonts w:ascii="Arial" w:eastAsia="Times New Roman" w:hAnsi="Arial" w:cs="Arial"/>
+          <w:b/>
+          <w:color w:val="000000"/>
+          <w:sz w:val="20"/>
+          <w:szCs w:val="20"/>
           <w:lang w:eastAsia="en-PH"/>
         </w:rPr>
         <w:t>LinkedIn:</w:t>
@@ -218,6 +261,8 @@
           <w:rFonts w:ascii="Arial" w:eastAsia="Times New Roman" w:hAnsi="Arial" w:cs="Arial"/>
           <w:b/>
           <w:color w:val="0D0D0D" w:themeColor="text1" w:themeTint="F2"/>
+          <w:sz w:val="20"/>
+          <w:szCs w:val="20"/>
           <w:lang w:eastAsia="en-PH"/>
         </w:rPr>
         <w:t xml:space="preserve"> </w:t>
@@ -226,8 +271,9 @@
         <w:r>
           <w:rPr>
             <w:rStyle w:val="Hyperlink"/>
-            <w:sz w:val="24"/>
-            <w:szCs w:val="24"/>
+            <w:rFonts w:ascii="Arial" w:hAnsi="Arial" w:cs="Arial"/>
+            <w:sz w:val="20"/>
+            <w:szCs w:val="20"/>
             <w14:textFill>
               <w14:solidFill>
                 <w14:srgbClr w14:val="0000FF">
@@ -237,13 +283,67 @@
               </w14:solidFill>
             </w14:textFill>
           </w:rPr>
-          <w:t>https://www.linkedin.com/i</w:t>
+          <w:t>https://www.linkedin.com/in/kevin-membreve-080a15232/</w:t>
         </w:r>
+      </w:hyperlink>
+    </w:p>
+    <w:p>
+      <w:pPr>
+        <w:spacing w:before="100" w:beforeAutospacing="1" w:after="100" w:afterAutospacing="1" w:line="240" w:lineRule="auto"/>
+        <w:outlineLvl w:val="2"/>
+        <w:rPr>
+          <w:rFonts w:ascii="Arial" w:hAnsi="Arial" w:cs="Arial"/>
+          <w:color w:val="0D0D0D" w:themeColor="text1" w:themeTint="F2"/>
+          <w:sz w:val="20"/>
+          <w:szCs w:val="20"/>
+        </w:rPr>
+      </w:pPr>
+      <w:r>
+        <w:rPr>
+          <w:rFonts w:ascii="Arial" w:eastAsia="Times New Roman" w:hAnsi="Arial" w:cs="Arial"/>
+          <w:b/>
+          <w:color w:val="000000"/>
+          <w:sz w:val="20"/>
+          <w:szCs w:val="20"/>
+          <w:lang w:eastAsia="en-PH"/>
+        </w:rPr>
+        <w:t>GitHub</w:t>
+      </w:r>
+      <w:r>
+        <w:rPr>
+          <w:rFonts w:ascii="Arial" w:eastAsia="Times New Roman" w:hAnsi="Arial" w:cs="Arial"/>
+          <w:b/>
+          <w:color w:val="000000"/>
+          <w:sz w:val="20"/>
+          <w:szCs w:val="20"/>
+          <w:lang w:eastAsia="en-PH"/>
+        </w:rPr>
+        <w:t>:</w:t>
+      </w:r>
+      <w:r>
+        <w:rPr>
+          <w:rFonts w:ascii="Arial" w:hAnsi="Arial" w:cs="Arial"/>
+          <w:sz w:val="20"/>
+          <w:szCs w:val="20"/>
+        </w:rPr>
+        <w:t xml:space="preserve"> </w:t>
+      </w:r>
+      <w:r>
+        <w:rPr>
+          <w:rFonts w:ascii="Arial" w:hAnsi="Arial" w:cs="Arial"/>
+          <w:color w:val="0D0D0D" w:themeColor="text1" w:themeTint="F2"/>
+          <w:sz w:val="20"/>
+          <w:szCs w:val="20"/>
+        </w:rPr>
+        <w:t xml:space="preserve"> </w:t>
+      </w:r>
+      <w:hyperlink r:id="rId6" w:history="1">
         <w:r>
           <w:rPr>
             <w:rStyle w:val="Hyperlink"/>
-            <w:sz w:val="24"/>
-            <w:szCs w:val="24"/>
+            <w:rFonts w:ascii="Arial" w:hAnsi="Arial" w:cs="Arial"/>
+            <w:sz w:val="20"/>
+            <w:szCs w:val="20"/>
             <w14:textFill>
               <w14:solidFill>
                 <w14:srgbClr w14:val="0000FF">
@@ -253,13 +353,39 @@
               </w14:solidFill>
             </w14:textFill>
           </w:rPr>
-          <w:t>n</w:t>
+          <w:t>https://github.com/venzkie1</w:t>
         </w:r>
+      </w:hyperlink>
+    </w:p>
+    <w:p>
+      <w:pPr>
+        <w:spacing w:before="100" w:beforeAutospacing="1" w:after="100" w:afterAutospacing="1" w:line="240" w:lineRule="auto"/>
+        <w:outlineLvl w:val="2"/>
+        <w:rPr>
+          <w:rFonts w:ascii="Arial" w:hAnsi="Arial" w:cs="Arial"/>
+          <w:color w:val="0D0D0D" w:themeColor="text1" w:themeTint="F2"/>
+          <w:sz w:val="20"/>
+          <w:szCs w:val="20"/>
+        </w:rPr>
+      </w:pPr>
+      <w:r>
+        <w:rPr>
+          <w:rFonts w:ascii="Arial" w:eastAsia="Times New Roman" w:hAnsi="Arial" w:cs="Arial"/>
+          <w:b/>
+          <w:color w:val="000000"/>
+          <w:sz w:val="20"/>
+          <w:szCs w:val="20"/>
+          <w:lang w:eastAsia="en-PH"/>
+        </w:rPr>
+        <w:t xml:space="preserve">Portfolio: </w:t>
+      </w:r>
+      <w:hyperlink r:id="rId7" w:history="1">
         <w:r>
           <w:rPr>
             <w:rStyle w:val="Hyperlink"/>
-            <w:sz w:val="24"/>
-            <w:szCs w:val="24"/>
+            <w:rFonts w:ascii="Arial" w:hAnsi="Arial" w:cs="Arial"/>
+            <w:sz w:val="20"/>
+            <w:szCs w:val="20"/>
             <w14:textFill>
               <w14:solidFill>
                 <w14:srgbClr w14:val="0000FF">
@@ -269,7 +395,7 @@
               </w14:solidFill>
             </w14:textFill>
           </w:rPr>
-          <w:t>/kevin-membreve-080a15232/</w:t>
+          <w:t>https://venzkie1.github.io/E-PORTFOLIO/</w:t>
         </w:r>
       </w:hyperlink>
     </w:p>
@@ -278,193 +404,21 @@
         <w:spacing w:before="100" w:beforeAutospacing="1" w:after="100" w:afterAutospacing="1" w:line="240" w:lineRule="auto"/>
         <w:outlineLvl w:val="2"/>
         <w:rPr>
-          <w:color w:val="0D0D0D" w:themeColor="text1" w:themeTint="F2"/>
-          <w:sz w:val="24"/>
-          <w:szCs w:val="24"/>
-        </w:rPr>
-      </w:pPr>
-      <w:r>
-        <w:rPr>
-          <w:rFonts w:ascii="Arial" w:eastAsia="Times New Roman" w:hAnsi="Arial" w:cs="Arial"/>
-          <w:b/>
-          <w:color w:val="000000"/>
-          <w:lang w:eastAsia="en-PH"/>
-        </w:rPr>
-        <w:t>GitHub</w:t>
-      </w:r>
-      <w:r>
-        <w:rPr>
-          <w:rFonts w:ascii="Arial" w:eastAsia="Times New Roman" w:hAnsi="Arial" w:cs="Arial"/>
-          <w:b/>
-          <w:color w:val="000000"/>
-          <w:lang w:eastAsia="en-PH"/>
-        </w:rPr>
-        <w:t>:</w:t>
-      </w:r>
-      <w:r>
-        <w:t xml:space="preserve"> </w:t>
-      </w:r>
-      <w:r>
-        <w:rPr>
-          <w:color w:val="0D0D0D" w:themeColor="text1" w:themeTint="F2"/>
-          <w:sz w:val="24"/>
-          <w:szCs w:val="24"/>
-        </w:rPr>
-        <w:t xml:space="preserve"> </w:t>
-      </w:r>
-      <w:hyperlink r:id="rId6" w:history="1">
-        <w:r>
-          <w:rPr>
-            <w:rStyle w:val="Hyperlink"/>
-            <w:sz w:val="24"/>
-            <w:szCs w:val="24"/>
-            <w14:textFill>
-              <w14:solidFill>
-                <w14:srgbClr w14:val="0000FF">
-                  <w14:lumMod w14:val="95000"/>
-                  <w14:lumOff w14:val="5000"/>
-                </w14:srgbClr>
-              </w14:solidFill>
-            </w14:textFill>
-          </w:rPr>
-          <w:t>https://github.</w:t>
-        </w:r>
-        <w:r>
-          <w:rPr>
-            <w:rStyle w:val="Hyperlink"/>
-            <w:sz w:val="24"/>
-            <w:szCs w:val="24"/>
-            <w14:textFill>
-              <w14:solidFill>
-                <w14:srgbClr w14:val="0000FF">
-                  <w14:lumMod w14:val="95000"/>
-                  <w14:lumOff w14:val="5000"/>
-                </w14:srgbClr>
-              </w14:solidFill>
-            </w14:textFill>
-          </w:rPr>
-          <w:t>c</w:t>
-        </w:r>
-        <w:r>
-          <w:rPr>
-            <w:rStyle w:val="Hyperlink"/>
-            <w:sz w:val="24"/>
-            <w:szCs w:val="24"/>
-            <w14:textFill>
-              <w14:solidFill>
-                <w14:srgbClr w14:val="0000FF">
-                  <w14:lumMod w14:val="95000"/>
-                  <w14:lumOff w14:val="5000"/>
-                </w14:srgbClr>
-              </w14:solidFill>
-            </w14:textFill>
-          </w:rPr>
-          <w:t>o</w:t>
-        </w:r>
-        <w:r>
-          <w:rPr>
-            <w:rStyle w:val="Hyperlink"/>
-            <w:sz w:val="24"/>
-            <w:szCs w:val="24"/>
-            <w14:textFill>
-              <w14:solidFill>
-                <w14:srgbClr w14:val="0000FF">
-                  <w14:lumMod w14:val="95000"/>
-                  <w14:lumOff w14:val="5000"/>
-                </w14:srgbClr>
-              </w14:solidFill>
-            </w14:textFill>
-          </w:rPr>
-          <w:t>m/venzkie1</w:t>
-        </w:r>
-      </w:hyperlink>
-    </w:p>
-    <w:p>
-      <w:pPr>
-        <w:spacing w:before="100" w:beforeAutospacing="1" w:after="100" w:afterAutospacing="1" w:line="240" w:lineRule="auto"/>
-        <w:outlineLvl w:val="2"/>
-        <w:rPr>
-          <w:color w:val="0D0D0D" w:themeColor="text1" w:themeTint="F2"/>
-          <w:sz w:val="24"/>
-          <w:szCs w:val="24"/>
-        </w:rPr>
-      </w:pPr>
-      <w:r>
-        <w:rPr>
-          <w:rFonts w:ascii="Arial" w:eastAsia="Times New Roman" w:hAnsi="Arial" w:cs="Arial"/>
-          <w:b/>
-          <w:color w:val="000000"/>
-          <w:lang w:eastAsia="en-PH"/>
-        </w:rPr>
-        <w:t xml:space="preserve">Portfolio: </w:t>
-      </w:r>
-      <w:hyperlink r:id="rId7" w:history="1">
-        <w:r>
-          <w:rPr>
-            <w:rStyle w:val="Hyperlink"/>
-            <w:sz w:val="24"/>
-            <w:szCs w:val="24"/>
-            <w14:textFill>
-              <w14:solidFill>
-                <w14:srgbClr w14:val="0000FF">
-                  <w14:lumMod w14:val="95000"/>
-                  <w14:lumOff w14:val="5000"/>
-                </w14:srgbClr>
-              </w14:solidFill>
-            </w14:textFill>
-          </w:rPr>
-          <w:t>https://venzkie1.github.io/E</w:t>
-        </w:r>
-        <w:r>
-          <w:rPr>
-            <w:rStyle w:val="Hyperlink"/>
-            <w:sz w:val="24"/>
-            <w:szCs w:val="24"/>
-            <w14:textFill>
-              <w14:solidFill>
-                <w14:srgbClr w14:val="0000FF">
-                  <w14:lumMod w14:val="95000"/>
-                  <w14:lumOff w14:val="5000"/>
-                </w14:srgbClr>
-              </w14:solidFill>
-            </w14:textFill>
-          </w:rPr>
-          <w:t>-</w:t>
-        </w:r>
-        <w:r>
-          <w:rPr>
-            <w:rStyle w:val="Hyperlink"/>
-            <w:sz w:val="24"/>
-            <w:szCs w:val="24"/>
-            <w14:textFill>
-              <w14:solidFill>
-                <w14:srgbClr w14:val="0000FF">
-                  <w14:lumMod w14:val="95000"/>
-                  <w14:lumOff w14:val="5000"/>
-                </w14:srgbClr>
-              </w14:solidFill>
-            </w14:textFill>
-          </w:rPr>
-          <w:t>PORTFOLIO/</w:t>
-        </w:r>
-      </w:hyperlink>
-    </w:p>
-    <w:p>
-      <w:pPr>
-        <w:spacing w:before="100" w:beforeAutospacing="1" w:after="100" w:afterAutospacing="1" w:line="240" w:lineRule="auto"/>
-        <w:outlineLvl w:val="2"/>
-        <w:rPr>
-          <w:rFonts w:ascii="Arial" w:eastAsia="Times New Roman" w:hAnsi="Arial" w:cs="Arial"/>
-          <w:b/>
-          <w:color w:val="000000"/>
-          <w:lang w:eastAsia="en-PH"/>
-        </w:rPr>
-      </w:pPr>
-      <w:r>
-        <w:rPr>
-          <w:rFonts w:ascii="Arial" w:eastAsia="Times New Roman" w:hAnsi="Arial" w:cs="Arial"/>
-          <w:b/>
-          <w:color w:val="000000"/>
+          <w:rFonts w:ascii="Arial" w:eastAsia="Times New Roman" w:hAnsi="Arial" w:cs="Arial"/>
+          <w:b/>
+          <w:color w:val="000000"/>
+          <w:sz w:val="20"/>
+          <w:szCs w:val="20"/>
+          <w:lang w:eastAsia="en-PH"/>
+        </w:rPr>
+      </w:pPr>
+      <w:r>
+        <w:rPr>
+          <w:rFonts w:ascii="Arial" w:eastAsia="Times New Roman" w:hAnsi="Arial" w:cs="Arial"/>
+          <w:b/>
+          <w:color w:val="000000"/>
+          <w:sz w:val="20"/>
+          <w:szCs w:val="20"/>
           <w:lang w:eastAsia="en-PH"/>
         </w:rPr>
         <w:t>____________________________________________________________________________</w:t>
@@ -480,6 +434,8 @@
           <w:bCs/>
           <w:caps/>
           <w:color w:val="000000"/>
+          <w:sz w:val="20"/>
+          <w:szCs w:val="20"/>
           <w:lang w:eastAsia="en-PH"/>
         </w:rPr>
       </w:pPr>
@@ -490,6 +446,8 @@
           <w:bCs/>
           <w:caps/>
           <w:color w:val="000000"/>
+          <w:sz w:val="20"/>
+          <w:szCs w:val="20"/>
           <w:lang w:eastAsia="en-PH"/>
         </w:rPr>
         <w:t>KEY SKILLS</w:t>
@@ -505,13 +463,17 @@
         <w:rPr>
           <w:rFonts w:ascii="Arial" w:eastAsia="Times New Roman" w:hAnsi="Arial" w:cs="Arial"/>
           <w:color w:val="000000"/>
-          <w:lang w:eastAsia="en-PH"/>
-        </w:rPr>
-      </w:pPr>
-      <w:r>
-        <w:rPr>
-          <w:rFonts w:ascii="Arial" w:eastAsia="Times New Roman" w:hAnsi="Arial" w:cs="Arial"/>
-          <w:color w:val="000000"/>
+          <w:sz w:val="20"/>
+          <w:szCs w:val="20"/>
+          <w:lang w:eastAsia="en-PH"/>
+        </w:rPr>
+      </w:pPr>
+      <w:r>
+        <w:rPr>
+          <w:rFonts w:ascii="Arial" w:eastAsia="Times New Roman" w:hAnsi="Arial" w:cs="Arial"/>
+          <w:color w:val="000000"/>
+          <w:sz w:val="20"/>
+          <w:szCs w:val="20"/>
           <w:lang w:eastAsia="en-PH"/>
         </w:rPr>
         <w:t>Proficient in HTML</w:t>
@@ -520,6 +482,8 @@
         <w:rPr>
           <w:rFonts w:ascii="Arial" w:eastAsia="Times New Roman" w:hAnsi="Arial" w:cs="Arial"/>
           <w:color w:val="000000"/>
+          <w:sz w:val="20"/>
+          <w:szCs w:val="20"/>
           <w:lang w:eastAsia="en-PH"/>
         </w:rPr>
         <w:t>5</w:t>
@@ -528,9 +492,53 @@
         <w:rPr>
           <w:rFonts w:ascii="Arial" w:eastAsia="Times New Roman" w:hAnsi="Arial" w:cs="Arial"/>
           <w:color w:val="000000"/>
-          <w:lang w:eastAsia="en-PH"/>
-        </w:rPr>
-        <w:t>, CSS, JavaScript, ReactJs, PHP, Laravel, MongoDB, and MYSQL</w:t>
+          <w:sz w:val="20"/>
+          <w:szCs w:val="20"/>
+          <w:lang w:eastAsia="en-PH"/>
+        </w:rPr>
+        <w:t xml:space="preserve">, CSS, JavaScript, </w:t>
+      </w:r>
+      <w:proofErr w:type="spellStart"/>
+      <w:r>
+        <w:rPr>
+          <w:rFonts w:ascii="Arial" w:eastAsia="Times New Roman" w:hAnsi="Arial" w:cs="Arial"/>
+          <w:color w:val="000000"/>
+          <w:sz w:val="20"/>
+          <w:szCs w:val="20"/>
+          <w:lang w:eastAsia="en-PH"/>
+        </w:rPr>
+        <w:t>ReactJs</w:t>
+      </w:r>
+      <w:proofErr w:type="spellEnd"/>
+      <w:r>
+        <w:rPr>
+          <w:rFonts w:ascii="Arial" w:eastAsia="Times New Roman" w:hAnsi="Arial" w:cs="Arial"/>
+          <w:color w:val="000000"/>
+          <w:sz w:val="20"/>
+          <w:szCs w:val="20"/>
+          <w:lang w:eastAsia="en-PH"/>
+        </w:rPr>
+        <w:t>, NodeJS</w:t>
+      </w:r>
+      <w:r>
+        <w:rPr>
+          <w:rFonts w:ascii="Arial" w:eastAsia="Times New Roman" w:hAnsi="Arial" w:cs="Arial"/>
+          <w:color w:val="000000"/>
+          <w:sz w:val="20"/>
+          <w:szCs w:val="20"/>
+          <w:lang w:eastAsia="en-PH"/>
+        </w:rPr>
+        <w:t>,</w:t>
+      </w:r>
+      <w:r>
+        <w:rPr>
+          <w:rFonts w:ascii="Arial" w:eastAsia="Times New Roman" w:hAnsi="Arial" w:cs="Arial"/>
+          <w:color w:val="000000"/>
+          <w:sz w:val="20"/>
+          <w:szCs w:val="20"/>
+          <w:lang w:eastAsia="en-PH"/>
+        </w:rPr>
+        <w:t xml:space="preserve"> PHP, Laravel, MongoDB, and MYSQL</w:t>
       </w:r>
     </w:p>
     <w:p>
@@ -543,13 +551,17 @@
         <w:rPr>
           <w:rFonts w:ascii="Arial" w:eastAsia="Times New Roman" w:hAnsi="Arial" w:cs="Arial"/>
           <w:color w:val="000000"/>
-          <w:lang w:eastAsia="en-PH"/>
-        </w:rPr>
-      </w:pPr>
-      <w:r>
-        <w:rPr>
-          <w:rFonts w:ascii="Arial" w:eastAsia="Times New Roman" w:hAnsi="Arial" w:cs="Arial"/>
-          <w:color w:val="000000"/>
+          <w:sz w:val="20"/>
+          <w:szCs w:val="20"/>
+          <w:lang w:eastAsia="en-PH"/>
+        </w:rPr>
+      </w:pPr>
+      <w:r>
+        <w:rPr>
+          <w:rFonts w:ascii="Arial" w:eastAsia="Times New Roman" w:hAnsi="Arial" w:cs="Arial"/>
+          <w:color w:val="000000"/>
+          <w:sz w:val="20"/>
+          <w:szCs w:val="20"/>
           <w:lang w:eastAsia="en-PH"/>
         </w:rPr>
         <w:t>Excellent command of the English language</w:t>
@@ -565,13 +577,17 @@
         <w:rPr>
           <w:rFonts w:ascii="Arial" w:eastAsia="Times New Roman" w:hAnsi="Arial" w:cs="Arial"/>
           <w:color w:val="000000"/>
-          <w:lang w:eastAsia="en-PH"/>
-        </w:rPr>
-      </w:pPr>
-      <w:r>
-        <w:rPr>
-          <w:rFonts w:ascii="Arial" w:eastAsia="Times New Roman" w:hAnsi="Arial" w:cs="Arial"/>
-          <w:color w:val="000000"/>
+          <w:sz w:val="20"/>
+          <w:szCs w:val="20"/>
+          <w:lang w:eastAsia="en-PH"/>
+        </w:rPr>
+      </w:pPr>
+      <w:r>
+        <w:rPr>
+          <w:rFonts w:ascii="Arial" w:eastAsia="Times New Roman" w:hAnsi="Arial" w:cs="Arial"/>
+          <w:color w:val="000000"/>
+          <w:sz w:val="20"/>
+          <w:szCs w:val="20"/>
           <w:lang w:eastAsia="en-PH"/>
         </w:rPr>
         <w:t>Strong client service orientation with exceptional interpersonal skills</w:t>
@@ -587,13 +603,17 @@
         <w:rPr>
           <w:rFonts w:ascii="Arial" w:eastAsia="Times New Roman" w:hAnsi="Arial" w:cs="Arial"/>
           <w:color w:val="000000"/>
-          <w:lang w:eastAsia="en-PH"/>
-        </w:rPr>
-      </w:pPr>
-      <w:r>
-        <w:rPr>
-          <w:rFonts w:ascii="Arial" w:eastAsia="Times New Roman" w:hAnsi="Arial" w:cs="Arial"/>
-          <w:color w:val="000000"/>
+          <w:sz w:val="20"/>
+          <w:szCs w:val="20"/>
+          <w:lang w:eastAsia="en-PH"/>
+        </w:rPr>
+      </w:pPr>
+      <w:r>
+        <w:rPr>
+          <w:rFonts w:ascii="Arial" w:eastAsia="Times New Roman" w:hAnsi="Arial" w:cs="Arial"/>
+          <w:color w:val="000000"/>
+          <w:sz w:val="20"/>
+          <w:szCs w:val="20"/>
           <w:lang w:eastAsia="en-PH"/>
         </w:rPr>
         <w:t>Ability to work independently with minimal supervision and thrive under pressure and shifting schedules</w:t>
@@ -609,13 +629,17 @@
         <w:rPr>
           <w:rFonts w:ascii="Arial" w:eastAsia="Times New Roman" w:hAnsi="Arial" w:cs="Arial"/>
           <w:color w:val="000000"/>
-          <w:lang w:eastAsia="en-PH"/>
-        </w:rPr>
-      </w:pPr>
-      <w:r>
-        <w:rPr>
-          <w:rFonts w:ascii="Arial" w:eastAsia="Times New Roman" w:hAnsi="Arial" w:cs="Arial"/>
-          <w:color w:val="000000"/>
+          <w:sz w:val="20"/>
+          <w:szCs w:val="20"/>
+          <w:lang w:eastAsia="en-PH"/>
+        </w:rPr>
+      </w:pPr>
+      <w:r>
+        <w:rPr>
+          <w:rFonts w:ascii="Arial" w:eastAsia="Times New Roman" w:hAnsi="Arial" w:cs="Arial"/>
+          <w:color w:val="000000"/>
+          <w:sz w:val="20"/>
+          <w:szCs w:val="20"/>
           <w:lang w:eastAsia="en-PH"/>
         </w:rPr>
         <w:t>Highly collaborative and able to work effectively within team settings</w:t>
@@ -631,13 +655,17 @@
         <w:rPr>
           <w:rFonts w:ascii="Arial" w:eastAsia="Times New Roman" w:hAnsi="Arial" w:cs="Arial"/>
           <w:color w:val="000000"/>
-          <w:lang w:eastAsia="en-PH"/>
-        </w:rPr>
-      </w:pPr>
-      <w:r>
-        <w:rPr>
-          <w:rFonts w:ascii="Arial" w:eastAsia="Times New Roman" w:hAnsi="Arial" w:cs="Arial"/>
-          <w:color w:val="000000"/>
+          <w:sz w:val="20"/>
+          <w:szCs w:val="20"/>
+          <w:lang w:eastAsia="en-PH"/>
+        </w:rPr>
+      </w:pPr>
+      <w:r>
+        <w:rPr>
+          <w:rFonts w:ascii="Arial" w:eastAsia="Times New Roman" w:hAnsi="Arial" w:cs="Arial"/>
+          <w:color w:val="000000"/>
+          <w:sz w:val="20"/>
+          <w:szCs w:val="20"/>
           <w:lang w:eastAsia="en-PH"/>
         </w:rPr>
         <w:t>Able to work independently on projects with excellent time management skills</w:t>
@@ -653,13 +681,17 @@
         <w:rPr>
           <w:rFonts w:ascii="Arial" w:eastAsia="Times New Roman" w:hAnsi="Arial" w:cs="Arial"/>
           <w:color w:val="000000"/>
-          <w:lang w:eastAsia="en-PH"/>
-        </w:rPr>
-      </w:pPr>
-      <w:r>
-        <w:rPr>
-          <w:rFonts w:ascii="Arial" w:eastAsia="Times New Roman" w:hAnsi="Arial" w:cs="Arial"/>
-          <w:color w:val="000000"/>
+          <w:sz w:val="20"/>
+          <w:szCs w:val="20"/>
+          <w:lang w:eastAsia="en-PH"/>
+        </w:rPr>
+      </w:pPr>
+      <w:r>
+        <w:rPr>
+          <w:rFonts w:ascii="Arial" w:eastAsia="Times New Roman" w:hAnsi="Arial" w:cs="Arial"/>
+          <w:color w:val="000000"/>
+          <w:sz w:val="20"/>
+          <w:szCs w:val="20"/>
           <w:lang w:eastAsia="en-PH"/>
         </w:rPr>
         <w:t>Adaptable to different work environments and able to quickly learn new technologies and processes</w:t>
@@ -671,14 +703,18 @@
         <w:rPr>
           <w:rFonts w:ascii="Arial" w:eastAsia="Times New Roman" w:hAnsi="Arial" w:cs="Arial"/>
           <w:color w:val="000000"/>
-          <w:lang w:eastAsia="en-PH"/>
-        </w:rPr>
-      </w:pPr>
-      <w:r>
-        <w:rPr>
-          <w:rFonts w:ascii="Arial" w:eastAsia="Times New Roman" w:hAnsi="Arial" w:cs="Arial"/>
-          <w:b/>
-          <w:color w:val="000000"/>
+          <w:sz w:val="20"/>
+          <w:szCs w:val="20"/>
+          <w:lang w:eastAsia="en-PH"/>
+        </w:rPr>
+      </w:pPr>
+      <w:r>
+        <w:rPr>
+          <w:rFonts w:ascii="Arial" w:eastAsia="Times New Roman" w:hAnsi="Arial" w:cs="Arial"/>
+          <w:b/>
+          <w:color w:val="000000"/>
+          <w:sz w:val="20"/>
+          <w:szCs w:val="20"/>
           <w:lang w:eastAsia="en-PH"/>
         </w:rPr>
         <w:t>____________________________________________________________________________</w:t>
@@ -694,6 +730,8 @@
           <w:bCs/>
           <w:caps/>
           <w:color w:val="000000"/>
+          <w:sz w:val="20"/>
+          <w:szCs w:val="20"/>
           <w:lang w:eastAsia="en-PH"/>
         </w:rPr>
       </w:pPr>
@@ -704,6 +742,8 @@
           <w:bCs/>
           <w:caps/>
           <w:color w:val="000000"/>
+          <w:sz w:val="20"/>
+          <w:szCs w:val="20"/>
           <w:lang w:eastAsia="en-PH"/>
         </w:rPr>
         <w:t>EDUCATIONAL BACKGROUND</w:t>
@@ -719,6 +759,8 @@
         <w:rPr>
           <w:rFonts w:ascii="Arial" w:eastAsia="Times New Roman" w:hAnsi="Arial" w:cs="Arial"/>
           <w:color w:val="000000"/>
+          <w:sz w:val="20"/>
+          <w:szCs w:val="20"/>
           <w:lang w:eastAsia="en-PH"/>
         </w:rPr>
       </w:pPr>
@@ -728,6 +770,8 @@
           <w:b/>
           <w:bCs/>
           <w:color w:val="000000"/>
+          <w:sz w:val="20"/>
+          <w:szCs w:val="20"/>
           <w:lang w:eastAsia="en-PH"/>
         </w:rPr>
         <w:t>Kode</w:t>
@@ -738,6 +782,8 @@
           <w:b/>
           <w:bCs/>
           <w:color w:val="000000"/>
+          <w:sz w:val="20"/>
+          <w:szCs w:val="20"/>
           <w:lang w:eastAsia="en-PH"/>
         </w:rPr>
         <w:t>G</w:t>
@@ -748,40 +794,28 @@
           <w:b/>
           <w:bCs/>
           <w:color w:val="000000"/>
-          <w:lang w:eastAsia="en-PH"/>
-        </w:rPr>
-        <w:t>o Bootcamp</w:t>
-      </w:r>
-      <w:r>
-        <w:rPr>
-          <w:rFonts w:ascii="Arial" w:eastAsia="Times New Roman" w:hAnsi="Arial" w:cs="Arial"/>
-          <w:b/>
-          <w:bCs/>
-          <w:color w:val="000000"/>
-          <w:lang w:eastAsia="en-PH"/>
-        </w:rPr>
-        <w:t> </w:t>
-      </w:r>
-      <w:r>
-        <w:rPr>
-          <w:rFonts w:ascii="Arial" w:eastAsia="Times New Roman" w:hAnsi="Arial" w:cs="Arial"/>
-          <w:color w:val="000000"/>
-          <w:lang w:eastAsia="en-PH"/>
-        </w:rPr>
-        <w:t>(</w:t>
-      </w:r>
-      <w:r>
-        <w:rPr>
-          <w:rFonts w:ascii="Arial" w:eastAsia="Times New Roman" w:hAnsi="Arial" w:cs="Arial"/>
-          <w:color w:val="000000"/>
-          <w:lang w:eastAsia="en-PH"/>
-        </w:rPr>
-        <w:t>3 months intense education</w:t>
-      </w:r>
-      <w:r>
-        <w:rPr>
-          <w:rFonts w:ascii="Arial" w:eastAsia="Times New Roman" w:hAnsi="Arial" w:cs="Arial"/>
-          <w:color w:val="000000"/>
+          <w:sz w:val="20"/>
+          <w:szCs w:val="20"/>
+          <w:lang w:eastAsia="en-PH"/>
+        </w:rPr>
+        <w:t>o Bootcamp </w:t>
+      </w:r>
+      <w:r>
+        <w:rPr>
+          <w:rFonts w:ascii="Arial" w:eastAsia="Times New Roman" w:hAnsi="Arial" w:cs="Arial"/>
+          <w:color w:val="000000"/>
+          <w:sz w:val="20"/>
+          <w:szCs w:val="20"/>
+          <w:lang w:eastAsia="en-PH"/>
+        </w:rPr>
+        <w:t>(3 months intense education</w:t>
+      </w:r>
+      <w:r>
+        <w:rPr>
+          <w:rFonts w:ascii="Arial" w:eastAsia="Times New Roman" w:hAnsi="Arial" w:cs="Arial"/>
+          <w:color w:val="000000"/>
+          <w:sz w:val="20"/>
+          <w:szCs w:val="20"/>
           <w:lang w:eastAsia="en-PH"/>
         </w:rPr>
         <w:t xml:space="preserve"> “Full-stack Web Developer”</w:t>
@@ -790,14 +824,28 @@
         <w:rPr>
           <w:rFonts w:ascii="Arial" w:eastAsia="Times New Roman" w:hAnsi="Arial" w:cs="Arial"/>
           <w:color w:val="000000"/>
-          <w:lang w:eastAsia="en-PH"/>
-        </w:rPr>
-        <w:t>)</w:t>
-      </w:r>
-      <w:r>
-        <w:rPr>
-          <w:rFonts w:ascii="Arial" w:eastAsia="Times New Roman" w:hAnsi="Arial" w:cs="Arial"/>
-          <w:color w:val="000000"/>
+          <w:sz w:val="20"/>
+          <w:szCs w:val="20"/>
+          <w:lang w:eastAsia="en-PH"/>
+        </w:rPr>
+        <w:t xml:space="preserve">) </w:t>
+      </w:r>
+      <w:r>
+        <w:rPr>
+          <w:rFonts w:ascii="Arial" w:eastAsia="Times New Roman" w:hAnsi="Arial" w:cs="Arial"/>
+          <w:color w:val="000000"/>
+          <w:sz w:val="20"/>
+          <w:szCs w:val="20"/>
+          <w:lang w:eastAsia="en-PH"/>
+        </w:rPr>
+        <w:tab/>
+      </w:r>
+      <w:r>
+        <w:rPr>
+          <w:rFonts w:ascii="Arial" w:eastAsia="Times New Roman" w:hAnsi="Arial" w:cs="Arial"/>
+          <w:color w:val="000000"/>
+          <w:sz w:val="20"/>
+          <w:szCs w:val="20"/>
           <w:lang w:eastAsia="en-PH"/>
         </w:rPr>
         <w:t xml:space="preserve"> </w:t>
@@ -806,73 +854,11 @@
         <w:rPr>
           <w:rFonts w:ascii="Arial" w:eastAsia="Times New Roman" w:hAnsi="Arial" w:cs="Arial"/>
           <w:color w:val="000000"/>
-          <w:lang w:eastAsia="en-PH"/>
-        </w:rPr>
-        <w:tab/>
-      </w:r>
-      <w:r>
-        <w:rPr>
-          <w:rFonts w:ascii="Arial" w:eastAsia="Times New Roman" w:hAnsi="Arial" w:cs="Arial"/>
-          <w:color w:val="000000"/>
-          <w:lang w:eastAsia="en-PH"/>
-        </w:rPr>
-        <w:t xml:space="preserve"> </w:t>
-      </w:r>
-      <w:r>
-        <w:rPr>
-          <w:rFonts w:ascii="Arial" w:eastAsia="Times New Roman" w:hAnsi="Arial" w:cs="Arial"/>
-          <w:color w:val="000000"/>
-          <w:lang w:eastAsia="en-PH"/>
-        </w:rPr>
-        <w:t>(</w:t>
-      </w:r>
-      <w:r>
-        <w:rPr>
-          <w:rFonts w:ascii="Arial" w:eastAsia="Times New Roman" w:hAnsi="Arial" w:cs="Arial"/>
-          <w:color w:val="000000"/>
-          <w:lang w:eastAsia="en-PH"/>
-        </w:rPr>
-        <w:t>March 2023</w:t>
-      </w:r>
-      <w:r>
-        <w:rPr>
-          <w:rFonts w:ascii="Arial" w:eastAsia="Times New Roman" w:hAnsi="Arial" w:cs="Arial"/>
-          <w:color w:val="000000"/>
-          <w:lang w:eastAsia="en-PH"/>
-        </w:rPr>
-        <w:t xml:space="preserve"> – Ma</w:t>
-      </w:r>
-      <w:r>
-        <w:rPr>
-          <w:rFonts w:ascii="Arial" w:eastAsia="Times New Roman" w:hAnsi="Arial" w:cs="Arial"/>
-          <w:color w:val="000000"/>
-          <w:lang w:eastAsia="en-PH"/>
-        </w:rPr>
-        <w:t>y</w:t>
-      </w:r>
-      <w:r>
-        <w:rPr>
-          <w:rFonts w:ascii="Arial" w:eastAsia="Times New Roman" w:hAnsi="Arial" w:cs="Arial"/>
-          <w:color w:val="000000"/>
-          <w:lang w:eastAsia="en-PH"/>
-        </w:rPr>
-        <w:t xml:space="preserve"> 202</w:t>
-      </w:r>
-      <w:r>
-        <w:rPr>
-          <w:rFonts w:ascii="Arial" w:eastAsia="Times New Roman" w:hAnsi="Arial" w:cs="Arial"/>
-          <w:color w:val="000000"/>
-          <w:lang w:eastAsia="en-PH"/>
-        </w:rPr>
-        <w:t>3</w:t>
-      </w:r>
-      <w:r>
-        <w:rPr>
-          <w:rFonts w:ascii="Arial" w:eastAsia="Times New Roman" w:hAnsi="Arial" w:cs="Arial"/>
-          <w:color w:val="000000"/>
-          <w:lang w:eastAsia="en-PH"/>
-        </w:rPr>
-        <w:t>)</w:t>
+          <w:sz w:val="20"/>
+          <w:szCs w:val="20"/>
+          <w:lang w:eastAsia="en-PH"/>
+        </w:rPr>
+        <w:t>(March 2023 – May 2023)</w:t>
       </w:r>
     </w:p>
     <w:p>
@@ -885,6 +871,8 @@
         <w:rPr>
           <w:rFonts w:ascii="Arial" w:eastAsia="Times New Roman" w:hAnsi="Arial" w:cs="Arial"/>
           <w:color w:val="000000"/>
+          <w:sz w:val="20"/>
+          <w:szCs w:val="20"/>
           <w:lang w:eastAsia="en-PH"/>
         </w:rPr>
       </w:pPr>
@@ -894,6 +882,8 @@
           <w:b/>
           <w:bCs/>
           <w:color w:val="000000"/>
+          <w:sz w:val="20"/>
+          <w:szCs w:val="20"/>
           <w:lang w:eastAsia="en-PH"/>
         </w:rPr>
         <w:t>First Year College </w:t>
@@ -902,6 +892,8 @@
         <w:rPr>
           <w:rFonts w:ascii="Arial" w:eastAsia="Times New Roman" w:hAnsi="Arial" w:cs="Arial"/>
           <w:color w:val="000000"/>
+          <w:sz w:val="20"/>
+          <w:szCs w:val="20"/>
           <w:lang w:eastAsia="en-PH"/>
         </w:rPr>
         <w:t>(1st Semester), Bachelor of Science in Information Technology Asian College of Technology – International Educational Foundation P. del Rosario St., Cebu City</w:t>
@@ -910,6 +902,8 @@
         <w:rPr>
           <w:rFonts w:ascii="Arial" w:eastAsia="Times New Roman" w:hAnsi="Arial" w:cs="Arial"/>
           <w:color w:val="000000"/>
+          <w:sz w:val="20"/>
+          <w:szCs w:val="20"/>
           <w:lang w:eastAsia="en-PH"/>
         </w:rPr>
         <w:br/>
@@ -926,6 +920,8 @@
         <w:rPr>
           <w:rFonts w:ascii="Arial" w:eastAsia="Times New Roman" w:hAnsi="Arial" w:cs="Arial"/>
           <w:color w:val="000000"/>
+          <w:sz w:val="20"/>
+          <w:szCs w:val="20"/>
           <w:lang w:eastAsia="en-PH"/>
         </w:rPr>
       </w:pPr>
@@ -935,6 +931,8 @@
           <w:b/>
           <w:bCs/>
           <w:color w:val="000000"/>
+          <w:sz w:val="20"/>
+          <w:szCs w:val="20"/>
           <w:lang w:eastAsia="en-PH"/>
         </w:rPr>
         <w:t>Senior High School</w:t>
@@ -943,6 +941,8 @@
         <w:rPr>
           <w:rFonts w:ascii="Arial" w:eastAsia="Times New Roman" w:hAnsi="Arial" w:cs="Arial"/>
           <w:color w:val="000000"/>
+          <w:sz w:val="20"/>
+          <w:szCs w:val="20"/>
           <w:lang w:eastAsia="en-PH"/>
         </w:rPr>
         <w:t>, Information and Communication Technology Asian College of Technology- International Educational Foundation P. del Rosario St., Cebu City</w:t>
@@ -951,6 +951,8 @@
         <w:rPr>
           <w:rFonts w:ascii="Arial" w:eastAsia="Times New Roman" w:hAnsi="Arial" w:cs="Arial"/>
           <w:color w:val="000000"/>
+          <w:sz w:val="20"/>
+          <w:szCs w:val="20"/>
           <w:lang w:eastAsia="en-PH"/>
         </w:rPr>
         <w:br/>
@@ -967,6 +969,8 @@
         <w:rPr>
           <w:rFonts w:ascii="Arial" w:eastAsia="Times New Roman" w:hAnsi="Arial" w:cs="Arial"/>
           <w:color w:val="000000"/>
+          <w:sz w:val="20"/>
+          <w:szCs w:val="20"/>
           <w:lang w:eastAsia="en-PH"/>
         </w:rPr>
       </w:pPr>
@@ -976,15 +980,18 @@
           <w:b/>
           <w:bCs/>
           <w:color w:val="000000"/>
-          <w:lang w:eastAsia="en-PH"/>
-        </w:rPr>
-        <w:lastRenderedPageBreak/>
+          <w:sz w:val="20"/>
+          <w:szCs w:val="20"/>
+          <w:lang w:eastAsia="en-PH"/>
+        </w:rPr>
         <w:t>Junior High School</w:t>
       </w:r>
       <w:r>
         <w:rPr>
           <w:rFonts w:ascii="Arial" w:eastAsia="Times New Roman" w:hAnsi="Arial" w:cs="Arial"/>
           <w:color w:val="000000"/>
+          <w:sz w:val="20"/>
+          <w:szCs w:val="20"/>
           <w:lang w:eastAsia="en-PH"/>
         </w:rPr>
         <w:t>, Don Vicente Rama Memorial National High School Macopa St. Cebu City</w:t>
@@ -993,6 +1000,8 @@
         <w:rPr>
           <w:rFonts w:ascii="Arial" w:eastAsia="Times New Roman" w:hAnsi="Arial" w:cs="Arial"/>
           <w:color w:val="000000"/>
+          <w:sz w:val="20"/>
+          <w:szCs w:val="20"/>
           <w:lang w:eastAsia="en-PH"/>
         </w:rPr>
         <w:br/>
@@ -1005,14 +1014,18 @@
         <w:rPr>
           <w:rFonts w:ascii="Arial" w:eastAsia="Times New Roman" w:hAnsi="Arial" w:cs="Arial"/>
           <w:color w:val="000000"/>
-          <w:lang w:eastAsia="en-PH"/>
-        </w:rPr>
-      </w:pPr>
-      <w:r>
-        <w:rPr>
-          <w:rFonts w:ascii="Arial" w:eastAsia="Times New Roman" w:hAnsi="Arial" w:cs="Arial"/>
-          <w:b/>
-          <w:color w:val="000000"/>
+          <w:sz w:val="20"/>
+          <w:szCs w:val="20"/>
+          <w:lang w:eastAsia="en-PH"/>
+        </w:rPr>
+      </w:pPr>
+      <w:r>
+        <w:rPr>
+          <w:rFonts w:ascii="Arial" w:eastAsia="Times New Roman" w:hAnsi="Arial" w:cs="Arial"/>
+          <w:b/>
+          <w:color w:val="000000"/>
+          <w:sz w:val="20"/>
+          <w:szCs w:val="20"/>
           <w:lang w:eastAsia="en-PH"/>
         </w:rPr>
         <w:t>____________________________________________________________________________</w:t>
@@ -1028,6 +1041,8 @@
           <w:bCs/>
           <w:caps/>
           <w:color w:val="000000"/>
+          <w:sz w:val="20"/>
+          <w:szCs w:val="20"/>
           <w:lang w:eastAsia="en-PH"/>
         </w:rPr>
       </w:pPr>
@@ -1038,8 +1053,11 @@
           <w:bCs/>
           <w:caps/>
           <w:color w:val="000000"/>
-          <w:lang w:eastAsia="en-PH"/>
-        </w:rPr>
+          <w:sz w:val="20"/>
+          <w:szCs w:val="20"/>
+          <w:lang w:eastAsia="en-PH"/>
+        </w:rPr>
+        <w:lastRenderedPageBreak/>
         <w:t>PROJECT</w:t>
       </w:r>
       <w:r>
@@ -1049,6 +1067,8 @@
           <w:bCs/>
           <w:caps/>
           <w:color w:val="000000"/>
+          <w:sz w:val="20"/>
+          <w:szCs w:val="20"/>
           <w:lang w:eastAsia="en-PH"/>
         </w:rPr>
         <w:t xml:space="preserve"> EXPERIENCE</w:t>
@@ -1064,14 +1084,18 @@
         <w:rPr>
           <w:rFonts w:ascii="Arial" w:eastAsia="Times New Roman" w:hAnsi="Arial" w:cs="Arial"/>
           <w:color w:val="000000"/>
-          <w:lang w:eastAsia="en-PH"/>
-        </w:rPr>
-      </w:pPr>
-      <w:r>
-        <w:rPr>
-          <w:rFonts w:ascii="Arial" w:eastAsia="Times New Roman" w:hAnsi="Arial" w:cs="Arial"/>
-          <w:b/>
-          <w:color w:val="000000"/>
+          <w:sz w:val="20"/>
+          <w:szCs w:val="20"/>
+          <w:lang w:eastAsia="en-PH"/>
+        </w:rPr>
+      </w:pPr>
+      <w:r>
+        <w:rPr>
+          <w:rFonts w:ascii="Arial" w:eastAsia="Times New Roman" w:hAnsi="Arial" w:cs="Arial"/>
+          <w:b/>
+          <w:color w:val="000000"/>
+          <w:sz w:val="20"/>
+          <w:szCs w:val="20"/>
           <w:lang w:eastAsia="en-PH"/>
         </w:rPr>
         <w:t>Mini Project 2</w:t>
@@ -1080,6 +1104,8 @@
         <w:rPr>
           <w:rFonts w:ascii="Arial" w:eastAsia="Times New Roman" w:hAnsi="Arial" w:cs="Arial"/>
           <w:color w:val="000000"/>
+          <w:sz w:val="20"/>
+          <w:szCs w:val="20"/>
           <w:lang w:eastAsia="en-PH"/>
         </w:rPr>
         <w:t xml:space="preserve"> "OriginSwift" at KodeGo Bootcamp - awarded with "Best in Mini Project 2"</w:t>
@@ -1096,13 +1122,17 @@
         <w:rPr>
           <w:rFonts w:ascii="Arial" w:eastAsia="Times New Roman" w:hAnsi="Arial" w:cs="Arial"/>
           <w:color w:val="000000"/>
-          <w:lang w:eastAsia="en-PH"/>
-        </w:rPr>
-      </w:pPr>
-      <w:r>
-        <w:rPr>
-          <w:rFonts w:ascii="Arial" w:eastAsia="Times New Roman" w:hAnsi="Arial" w:cs="Arial"/>
-          <w:color w:val="000000"/>
+          <w:sz w:val="20"/>
+          <w:szCs w:val="20"/>
+          <w:lang w:eastAsia="en-PH"/>
+        </w:rPr>
+      </w:pPr>
+      <w:r>
+        <w:rPr>
+          <w:rFonts w:ascii="Arial" w:eastAsia="Times New Roman" w:hAnsi="Arial" w:cs="Arial"/>
+          <w:color w:val="000000"/>
+          <w:sz w:val="20"/>
+          <w:szCs w:val="20"/>
           <w:lang w:eastAsia="en-PH"/>
         </w:rPr>
         <w:t>Spearheaded the development of a responsive freelance platform from scratch, leading a team of developers</w:t>
@@ -1119,41 +1149,29 @@
         <w:rPr>
           <w:rFonts w:ascii="Arial" w:eastAsia="Times New Roman" w:hAnsi="Arial" w:cs="Arial"/>
           <w:color w:val="000000"/>
-          <w:lang w:eastAsia="en-PH"/>
-        </w:rPr>
-      </w:pPr>
-      <w:r>
-        <w:rPr>
-          <w:rFonts w:ascii="Arial" w:eastAsia="Times New Roman" w:hAnsi="Arial" w:cs="Arial"/>
-          <w:b/>
-          <w:color w:val="000000"/>
-          <w:lang w:eastAsia="en-PH"/>
-        </w:rPr>
-        <w:t xml:space="preserve">Project Link </w:t>
-      </w:r>
-      <w:r>
-        <w:rPr>
-          <w:rFonts w:ascii="Arial" w:eastAsia="Times New Roman" w:hAnsi="Arial" w:cs="Arial"/>
-          <w:b/>
-          <w:color w:val="000000"/>
-          <w:lang w:eastAsia="en-PH"/>
-        </w:rPr>
-        <w:t>–</w:t>
-      </w:r>
-      <w:r>
-        <w:rPr>
-          <w:rFonts w:ascii="Arial" w:eastAsia="Times New Roman" w:hAnsi="Arial" w:cs="Arial"/>
-          <w:b/>
-          <w:color w:val="000000"/>
-          <w:lang w:eastAsia="en-PH"/>
-        </w:rPr>
-        <w:t xml:space="preserve"> </w:t>
+          <w:sz w:val="20"/>
+          <w:szCs w:val="20"/>
+          <w:lang w:eastAsia="en-PH"/>
+        </w:rPr>
+      </w:pPr>
+      <w:r>
+        <w:rPr>
+          <w:rFonts w:ascii="Arial" w:eastAsia="Times New Roman" w:hAnsi="Arial" w:cs="Arial"/>
+          <w:b/>
+          <w:color w:val="000000"/>
+          <w:sz w:val="20"/>
+          <w:szCs w:val="20"/>
+          <w:lang w:eastAsia="en-PH"/>
+        </w:rPr>
+        <w:t xml:space="preserve">Project Link – </w:t>
       </w:r>
       <w:hyperlink r:id="rId8" w:history="1">
         <w:r>
           <w:rPr>
             <w:rStyle w:val="Hyperlink"/>
             <w:rFonts w:ascii="Arial" w:hAnsi="Arial" w:cs="Arial"/>
+            <w:sz w:val="20"/>
+            <w:szCs w:val="20"/>
           </w:rPr>
           <w:t>https://venzkie1.github.io/OriginSwift/</w:t>
         </w:r>
@@ -1169,14 +1187,18 @@
         <w:rPr>
           <w:rFonts w:ascii="Arial" w:eastAsia="Times New Roman" w:hAnsi="Arial" w:cs="Arial"/>
           <w:color w:val="000000"/>
-          <w:lang w:eastAsia="en-PH"/>
-        </w:rPr>
-      </w:pPr>
-      <w:r>
-        <w:rPr>
-          <w:rFonts w:ascii="Arial" w:eastAsia="Times New Roman" w:hAnsi="Arial" w:cs="Arial"/>
-          <w:b/>
-          <w:color w:val="000000"/>
+          <w:sz w:val="20"/>
+          <w:szCs w:val="20"/>
+          <w:lang w:eastAsia="en-PH"/>
+        </w:rPr>
+      </w:pPr>
+      <w:r>
+        <w:rPr>
+          <w:rFonts w:ascii="Arial" w:eastAsia="Times New Roman" w:hAnsi="Arial" w:cs="Arial"/>
+          <w:b/>
+          <w:color w:val="000000"/>
+          <w:sz w:val="20"/>
+          <w:szCs w:val="20"/>
           <w:lang w:eastAsia="en-PH"/>
         </w:rPr>
         <w:t>Mini Project 1</w:t>
@@ -1185,6 +1207,8 @@
         <w:rPr>
           <w:rFonts w:ascii="Arial" w:eastAsia="Times New Roman" w:hAnsi="Arial" w:cs="Arial"/>
           <w:color w:val="000000"/>
+          <w:sz w:val="20"/>
+          <w:szCs w:val="20"/>
           <w:lang w:eastAsia="en-PH"/>
         </w:rPr>
         <w:t xml:space="preserve"> “E Magazine” at KodeGo Bootcamp</w:t>
@@ -1201,13 +1225,17 @@
         <w:rPr>
           <w:rFonts w:ascii="Arial" w:eastAsia="Times New Roman" w:hAnsi="Arial" w:cs="Arial"/>
           <w:color w:val="000000"/>
-          <w:lang w:eastAsia="en-PH"/>
-        </w:rPr>
-      </w:pPr>
-      <w:r>
-        <w:rPr>
-          <w:rFonts w:ascii="Arial" w:eastAsia="Times New Roman" w:hAnsi="Arial" w:cs="Arial"/>
-          <w:color w:val="000000"/>
+          <w:sz w:val="20"/>
+          <w:szCs w:val="20"/>
+          <w:lang w:eastAsia="en-PH"/>
+        </w:rPr>
+      </w:pPr>
+      <w:r>
+        <w:rPr>
+          <w:rFonts w:ascii="Arial" w:eastAsia="Times New Roman" w:hAnsi="Arial" w:cs="Arial"/>
+          <w:color w:val="000000"/>
+          <w:sz w:val="20"/>
+          <w:szCs w:val="20"/>
           <w:lang w:eastAsia="en-PH"/>
         </w:rPr>
         <w:t>Independently developed and presented a responsive website</w:t>
@@ -1224,14 +1252,18 @@
         <w:rPr>
           <w:rFonts w:ascii="Arial" w:eastAsia="Times New Roman" w:hAnsi="Arial" w:cs="Arial"/>
           <w:color w:val="000000"/>
-          <w:lang w:eastAsia="en-PH"/>
-        </w:rPr>
-      </w:pPr>
-      <w:r>
-        <w:rPr>
-          <w:rFonts w:ascii="Arial" w:eastAsia="Times New Roman" w:hAnsi="Arial" w:cs="Arial"/>
-          <w:b/>
-          <w:color w:val="000000"/>
+          <w:sz w:val="20"/>
+          <w:szCs w:val="20"/>
+          <w:lang w:eastAsia="en-PH"/>
+        </w:rPr>
+      </w:pPr>
+      <w:r>
+        <w:rPr>
+          <w:rFonts w:ascii="Arial" w:eastAsia="Times New Roman" w:hAnsi="Arial" w:cs="Arial"/>
+          <w:b/>
+          <w:color w:val="000000"/>
+          <w:sz w:val="20"/>
+          <w:szCs w:val="20"/>
           <w:lang w:eastAsia="en-PH"/>
         </w:rPr>
         <w:t xml:space="preserve">Project Link </w:t>
@@ -1241,27 +1273,12 @@
           <w:rFonts w:ascii="Arial" w:eastAsia="Times New Roman" w:hAnsi="Arial" w:cs="Arial"/>
           <w:b/>
           <w:color w:val="000000"/>
+          <w:sz w:val="20"/>
+          <w:szCs w:val="20"/>
           <w:lang w:eastAsia="en-PH"/>
         </w:rPr>
         <w:softHyphen/>
-      </w:r>
-      <w:r>
-        <w:rPr>
-          <w:rFonts w:ascii="Arial" w:eastAsia="Times New Roman" w:hAnsi="Arial" w:cs="Arial"/>
-          <w:b/>
-          <w:color w:val="000000"/>
-          <w:lang w:eastAsia="en-PH"/>
-        </w:rPr>
-        <w:t>–</w:t>
-      </w:r>
-      <w:r>
-        <w:rPr>
-          <w:rFonts w:ascii="Arial" w:eastAsia="Times New Roman" w:hAnsi="Arial" w:cs="Arial"/>
-          <w:b/>
-          <w:color w:val="000000"/>
-          <w:lang w:eastAsia="en-PH"/>
-        </w:rPr>
-        <w:t xml:space="preserve"> </w:t>
+        <w:t xml:space="preserve">– </w:t>
       </w:r>
       <w:hyperlink r:id="rId9" w:history="1">
         <w:r>
@@ -1269,6 +1286,8 @@
             <w:rStyle w:val="Hyperlink"/>
             <w:rFonts w:ascii="Arial" w:hAnsi="Arial" w:cs="Arial"/>
             <w:color w:val="0D0D0D" w:themeColor="text1" w:themeTint="F2"/>
+            <w:sz w:val="20"/>
+            <w:szCs w:val="20"/>
           </w:rPr>
           <w:t>Enegmatic Horizon (venzkie1.github.io)</w:t>
         </w:r>
@@ -1284,14 +1303,18 @@
         <w:rPr>
           <w:rFonts w:ascii="Arial" w:eastAsia="Times New Roman" w:hAnsi="Arial" w:cs="Arial"/>
           <w:color w:val="000000"/>
-          <w:lang w:eastAsia="en-PH"/>
-        </w:rPr>
-      </w:pPr>
-      <w:r>
-        <w:rPr>
-          <w:rFonts w:ascii="Arial" w:eastAsia="Times New Roman" w:hAnsi="Arial" w:cs="Arial"/>
-          <w:b/>
-          <w:color w:val="000000"/>
+          <w:sz w:val="20"/>
+          <w:szCs w:val="20"/>
+          <w:lang w:eastAsia="en-PH"/>
+        </w:rPr>
+      </w:pPr>
+      <w:r>
+        <w:rPr>
+          <w:rFonts w:ascii="Arial" w:eastAsia="Times New Roman" w:hAnsi="Arial" w:cs="Arial"/>
+          <w:b/>
+          <w:color w:val="000000"/>
+          <w:sz w:val="20"/>
+          <w:szCs w:val="20"/>
           <w:lang w:eastAsia="en-PH"/>
         </w:rPr>
         <w:t>Final Capstone “</w:t>
@@ -1300,6 +1323,8 @@
         <w:rPr>
           <w:rFonts w:ascii="Arial" w:eastAsia="Times New Roman" w:hAnsi="Arial" w:cs="Arial"/>
           <w:color w:val="000000"/>
+          <w:sz w:val="20"/>
+          <w:szCs w:val="20"/>
           <w:lang w:eastAsia="en-PH"/>
         </w:rPr>
         <w:t>Origin Swift</w:t>
@@ -1309,6 +1334,8 @@
           <w:rFonts w:ascii="Arial" w:eastAsia="Times New Roman" w:hAnsi="Arial" w:cs="Arial"/>
           <w:b/>
           <w:color w:val="000000"/>
+          <w:sz w:val="20"/>
+          <w:szCs w:val="20"/>
           <w:lang w:eastAsia="en-PH"/>
         </w:rPr>
         <w:t xml:space="preserve">” </w:t>
@@ -1317,6 +1344,8 @@
         <w:rPr>
           <w:rFonts w:ascii="Arial" w:eastAsia="Times New Roman" w:hAnsi="Arial" w:cs="Arial"/>
           <w:color w:val="000000"/>
+          <w:sz w:val="20"/>
+          <w:szCs w:val="20"/>
           <w:lang w:eastAsia="en-PH"/>
         </w:rPr>
         <w:t>at KodeGo Bootcamp</w:t>
@@ -1333,13 +1362,17 @@
         <w:rPr>
           <w:rFonts w:ascii="Arial" w:eastAsia="Times New Roman" w:hAnsi="Arial" w:cs="Arial"/>
           <w:color w:val="000000"/>
-          <w:lang w:eastAsia="en-PH"/>
-        </w:rPr>
-      </w:pPr>
-      <w:r>
-        <w:rPr>
-          <w:rFonts w:ascii="Arial" w:eastAsia="Times New Roman" w:hAnsi="Arial" w:cs="Arial"/>
-          <w:color w:val="000000"/>
+          <w:sz w:val="20"/>
+          <w:szCs w:val="20"/>
+          <w:lang w:eastAsia="en-PH"/>
+        </w:rPr>
+      </w:pPr>
+      <w:r>
+        <w:rPr>
+          <w:rFonts w:ascii="Arial" w:eastAsia="Times New Roman" w:hAnsi="Arial" w:cs="Arial"/>
+          <w:color w:val="000000"/>
+          <w:sz w:val="20"/>
+          <w:szCs w:val="20"/>
           <w:lang w:eastAsia="en-PH"/>
         </w:rPr>
         <w:t>Solely built and completed a full-stack project using mongoDB as the database</w:t>
@@ -1356,13 +1389,17 @@
         <w:rPr>
           <w:rFonts w:ascii="Arial" w:eastAsia="Times New Roman" w:hAnsi="Arial" w:cs="Arial"/>
           <w:color w:val="000000"/>
-          <w:lang w:eastAsia="en-PH"/>
-        </w:rPr>
-      </w:pPr>
-      <w:r>
-        <w:rPr>
-          <w:rFonts w:ascii="Arial" w:eastAsia="Times New Roman" w:hAnsi="Arial" w:cs="Arial"/>
-          <w:color w:val="000000"/>
+          <w:sz w:val="20"/>
+          <w:szCs w:val="20"/>
+          <w:lang w:eastAsia="en-PH"/>
+        </w:rPr>
+      </w:pPr>
+      <w:r>
+        <w:rPr>
+          <w:rFonts w:ascii="Arial" w:eastAsia="Times New Roman" w:hAnsi="Arial" w:cs="Arial"/>
+          <w:color w:val="000000"/>
+          <w:sz w:val="20"/>
+          <w:szCs w:val="20"/>
           <w:lang w:eastAsia="en-PH"/>
         </w:rPr>
         <w:t>Presented the final product upon completion.</w:t>
@@ -1374,14 +1411,18 @@
         <w:rPr>
           <w:rFonts w:ascii="Arial" w:eastAsia="Times New Roman" w:hAnsi="Arial" w:cs="Arial"/>
           <w:color w:val="000000"/>
-          <w:lang w:eastAsia="en-PH"/>
-        </w:rPr>
-      </w:pPr>
-      <w:r>
-        <w:rPr>
-          <w:rFonts w:ascii="Arial" w:eastAsia="Times New Roman" w:hAnsi="Arial" w:cs="Arial"/>
-          <w:b/>
-          <w:color w:val="000000"/>
+          <w:sz w:val="20"/>
+          <w:szCs w:val="20"/>
+          <w:lang w:eastAsia="en-PH"/>
+        </w:rPr>
+      </w:pPr>
+      <w:r>
+        <w:rPr>
+          <w:rFonts w:ascii="Arial" w:eastAsia="Times New Roman" w:hAnsi="Arial" w:cs="Arial"/>
+          <w:b/>
+          <w:color w:val="000000"/>
+          <w:sz w:val="20"/>
+          <w:szCs w:val="20"/>
           <w:lang w:eastAsia="en-PH"/>
         </w:rPr>
         <w:t>____________________________________________________________________________</w:t>
@@ -1394,14 +1435,18 @@
           <w:rFonts w:ascii="Arial" w:eastAsia="Times New Roman" w:hAnsi="Arial" w:cs="Arial"/>
           <w:b/>
           <w:color w:val="000000"/>
-          <w:lang w:eastAsia="en-PH"/>
-        </w:rPr>
-      </w:pPr>
-      <w:r>
-        <w:rPr>
-          <w:rFonts w:ascii="Arial" w:eastAsia="Times New Roman" w:hAnsi="Arial" w:cs="Arial"/>
-          <w:b/>
-          <w:color w:val="000000"/>
+          <w:sz w:val="20"/>
+          <w:szCs w:val="20"/>
+          <w:lang w:eastAsia="en-PH"/>
+        </w:rPr>
+      </w:pPr>
+      <w:r>
+        <w:rPr>
+          <w:rFonts w:ascii="Arial" w:eastAsia="Times New Roman" w:hAnsi="Arial" w:cs="Arial"/>
+          <w:b/>
+          <w:color w:val="000000"/>
+          <w:sz w:val="20"/>
+          <w:szCs w:val="20"/>
           <w:lang w:eastAsia="en-PH"/>
         </w:rPr>
         <w:t>WORK EXPERIENCE</w:t>
@@ -1419,12 +1464,16 @@
           <w:rFonts w:ascii="Arial" w:eastAsia="Times New Roman" w:hAnsi="Arial" w:cs="Arial"/>
           <w:b/>
           <w:color w:val="000000"/>
+          <w:sz w:val="20"/>
+          <w:szCs w:val="20"/>
           <w:lang w:eastAsia="en-PH"/>
         </w:rPr>
       </w:pPr>
       <w:r>
         <w:rPr>
           <w:rFonts w:ascii="Arial" w:hAnsi="Arial" w:cs="Arial"/>
+          <w:sz w:val="20"/>
+          <w:szCs w:val="20"/>
         </w:rPr>
         <w:t>Working scholar as Assistant in Co-founder, Accounting and in College of Arts, Science and PE Office on my First year 1st Semester days.</w:t>
       </w:r>
@@ -1441,12 +1490,16 @@
           <w:rFonts w:ascii="Arial" w:eastAsia="Times New Roman" w:hAnsi="Arial" w:cs="Arial"/>
           <w:b/>
           <w:color w:val="000000"/>
+          <w:sz w:val="20"/>
+          <w:szCs w:val="20"/>
           <w:lang w:eastAsia="en-PH"/>
         </w:rPr>
       </w:pPr>
       <w:r>
         <w:rPr>
           <w:rFonts w:ascii="Arial" w:hAnsi="Arial" w:cs="Arial"/>
+          <w:sz w:val="20"/>
+          <w:szCs w:val="20"/>
         </w:rPr>
         <w:t>Intuit QuickBooks Online Payroll Support Team, Back Office (AST) in Concentrix</w:t>
       </w:r>
@@ -1457,14 +1510,18 @@
         <w:rPr>
           <w:rFonts w:ascii="Arial" w:eastAsia="Times New Roman" w:hAnsi="Arial" w:cs="Arial"/>
           <w:color w:val="000000"/>
-          <w:lang w:eastAsia="en-PH"/>
-        </w:rPr>
-      </w:pPr>
-      <w:r>
-        <w:rPr>
-          <w:rFonts w:ascii="Arial" w:eastAsia="Times New Roman" w:hAnsi="Arial" w:cs="Arial"/>
-          <w:b/>
-          <w:color w:val="000000"/>
+          <w:sz w:val="20"/>
+          <w:szCs w:val="20"/>
+          <w:lang w:eastAsia="en-PH"/>
+        </w:rPr>
+      </w:pPr>
+      <w:r>
+        <w:rPr>
+          <w:rFonts w:ascii="Arial" w:eastAsia="Times New Roman" w:hAnsi="Arial" w:cs="Arial"/>
+          <w:b/>
+          <w:color w:val="000000"/>
+          <w:sz w:val="20"/>
+          <w:szCs w:val="20"/>
           <w:lang w:eastAsia="en-PH"/>
         </w:rPr>
         <w:t>____________________________________________________________________________</w:t>
@@ -1480,6 +1537,8 @@
           <w:bCs/>
           <w:caps/>
           <w:color w:val="000000"/>
+          <w:sz w:val="20"/>
+          <w:szCs w:val="20"/>
           <w:lang w:eastAsia="en-PH"/>
         </w:rPr>
       </w:pPr>
@@ -1490,6 +1549,8 @@
           <w:bCs/>
           <w:caps/>
           <w:color w:val="000000"/>
+          <w:sz w:val="20"/>
+          <w:szCs w:val="20"/>
           <w:lang w:eastAsia="en-PH"/>
         </w:rPr>
         <w:t>CERTIFICATE</w:t>
@@ -1505,14 +1566,18 @@
         <w:rPr>
           <w:rFonts w:ascii="Arial" w:eastAsia="Times New Roman" w:hAnsi="Arial" w:cs="Arial"/>
           <w:color w:val="000000"/>
-          <w:lang w:eastAsia="en-PH"/>
-        </w:rPr>
-      </w:pPr>
-      <w:r>
-        <w:rPr>
-          <w:rFonts w:ascii="Arial" w:eastAsia="Times New Roman" w:hAnsi="Arial" w:cs="Arial"/>
-          <w:b/>
-          <w:color w:val="000000"/>
+          <w:sz w:val="20"/>
+          <w:szCs w:val="20"/>
+          <w:lang w:eastAsia="en-PH"/>
+        </w:rPr>
+      </w:pPr>
+      <w:r>
+        <w:rPr>
+          <w:rFonts w:ascii="Arial" w:eastAsia="Times New Roman" w:hAnsi="Arial" w:cs="Arial"/>
+          <w:b/>
+          <w:color w:val="000000"/>
+          <w:sz w:val="20"/>
+          <w:szCs w:val="20"/>
           <w:lang w:eastAsia="en-PH"/>
         </w:rPr>
         <w:t xml:space="preserve">Completion </w:t>
@@ -1521,6 +1586,8 @@
         <w:rPr>
           <w:rFonts w:ascii="Arial" w:eastAsia="Times New Roman" w:hAnsi="Arial" w:cs="Arial"/>
           <w:color w:val="000000"/>
+          <w:sz w:val="20"/>
+          <w:szCs w:val="20"/>
           <w:lang w:eastAsia="en-PH"/>
         </w:rPr>
         <w:t>of 12-weeks Full-stack Web Development Bootcamp of KodeGo, given on May 09, 2023</w:t>
@@ -1535,30 +1602,27 @@
         <w:spacing w:before="100" w:beforeAutospacing="1" w:after="100" w:afterAutospacing="1" w:line="240" w:lineRule="auto"/>
         <w:rPr>
           <w:rFonts w:ascii="Arial" w:hAnsi="Arial" w:cs="Arial"/>
-        </w:rPr>
-      </w:pPr>
-      <w:r>
-        <w:rPr>
-          <w:rFonts w:ascii="Arial" w:eastAsia="Times New Roman" w:hAnsi="Arial" w:cs="Arial"/>
-          <w:b/>
-          <w:color w:val="000000"/>
-          <w:lang w:eastAsia="en-PH"/>
-        </w:rPr>
-        <w:t>Instructor</w:t>
-      </w:r>
-      <w:r>
-        <w:rPr>
-          <w:rFonts w:ascii="Arial" w:eastAsia="Times New Roman" w:hAnsi="Arial" w:cs="Arial"/>
-          <w:b/>
-          <w:color w:val="000000"/>
-          <w:lang w:eastAsia="en-PH"/>
-        </w:rPr>
-        <w:t xml:space="preserve">: </w:t>
-      </w:r>
-      <w:r>
-        <w:rPr>
-          <w:rFonts w:ascii="Arial" w:eastAsia="Times New Roman" w:hAnsi="Arial" w:cs="Arial"/>
-          <w:color w:val="000000"/>
+          <w:sz w:val="20"/>
+          <w:szCs w:val="20"/>
+        </w:rPr>
+      </w:pPr>
+      <w:r>
+        <w:rPr>
+          <w:rFonts w:ascii="Arial" w:eastAsia="Times New Roman" w:hAnsi="Arial" w:cs="Arial"/>
+          <w:b/>
+          <w:color w:val="000000"/>
+          <w:sz w:val="20"/>
+          <w:szCs w:val="20"/>
+          <w:lang w:eastAsia="en-PH"/>
+        </w:rPr>
+        <w:t xml:space="preserve">Instructor: </w:t>
+      </w:r>
+      <w:r>
+        <w:rPr>
+          <w:rFonts w:ascii="Arial" w:eastAsia="Times New Roman" w:hAnsi="Arial" w:cs="Arial"/>
+          <w:color w:val="000000"/>
+          <w:sz w:val="20"/>
+          <w:szCs w:val="20"/>
           <w:lang w:eastAsia="en-PH"/>
         </w:rPr>
         <w:t>Cielito Palacio</w:t>
@@ -1573,25 +1637,24 @@
         <w:spacing w:before="100" w:beforeAutospacing="1" w:after="100" w:afterAutospacing="1" w:line="240" w:lineRule="auto"/>
         <w:rPr>
           <w:rFonts w:ascii="Arial" w:hAnsi="Arial" w:cs="Arial"/>
+          <w:sz w:val="20"/>
+          <w:szCs w:val="20"/>
         </w:rPr>
       </w:pPr>
       <w:r>
         <w:rPr>
           <w:rFonts w:ascii="Arial" w:hAnsi="Arial" w:cs="Arial"/>
           <w:b/>
-        </w:rPr>
-        <w:t>Head of KodeGo</w:t>
+          <w:sz w:val="20"/>
+          <w:szCs w:val="20"/>
+        </w:rPr>
+        <w:t xml:space="preserve">Head of KodeGo: </w:t>
       </w:r>
       <w:r>
         <w:rPr>
           <w:rFonts w:ascii="Arial" w:hAnsi="Arial" w:cs="Arial"/>
-          <w:b/>
-        </w:rPr>
-        <w:t xml:space="preserve">: </w:t>
-      </w:r>
-      <w:r>
-        <w:rPr>
-          <w:rFonts w:ascii="Arial" w:hAnsi="Arial" w:cs="Arial"/>
+          <w:sz w:val="20"/>
+          <w:szCs w:val="20"/>
         </w:rPr>
         <w:t>Ina Gervacio</w:t>
       </w:r>
@@ -1605,41 +1668,44 @@
         <w:spacing w:before="100" w:beforeAutospacing="1" w:after="100" w:afterAutospacing="1" w:line="240" w:lineRule="auto"/>
         <w:rPr>
           <w:rFonts w:ascii="Arial" w:hAnsi="Arial" w:cs="Arial"/>
+          <w:sz w:val="20"/>
+          <w:szCs w:val="20"/>
         </w:rPr>
       </w:pPr>
       <w:r>
         <w:rPr>
           <w:rFonts w:ascii="Arial" w:hAnsi="Arial" w:cs="Arial"/>
           <w:b/>
-        </w:rPr>
-        <w:t>Serial Number</w:t>
+          <w:sz w:val="20"/>
+          <w:szCs w:val="20"/>
+        </w:rPr>
+        <w:t xml:space="preserve">Serial Number: </w:t>
       </w:r>
       <w:r>
         <w:rPr>
           <w:rFonts w:ascii="Arial" w:hAnsi="Arial" w:cs="Arial"/>
-          <w:b/>
-        </w:rPr>
-        <w:t xml:space="preserve">: </w:t>
-      </w:r>
-      <w:r>
+          <w:sz w:val="20"/>
+          <w:szCs w:val="20"/>
+        </w:rPr>
+        <w:t>KG-01042023-042#</w:t>
+      </w:r>
+    </w:p>
+    <w:p>
+      <w:pPr>
+        <w:spacing w:before="100" w:beforeAutospacing="1" w:after="100" w:afterAutospacing="1" w:line="240" w:lineRule="auto"/>
         <w:rPr>
           <w:rFonts w:ascii="Arial" w:hAnsi="Arial" w:cs="Arial"/>
-        </w:rPr>
-        <w:t>KG-01042023-042#</w:t>
-      </w:r>
-    </w:p>
-    <w:p>
-      <w:pPr>
-        <w:spacing w:before="100" w:beforeAutospacing="1" w:after="100" w:afterAutospacing="1" w:line="240" w:lineRule="auto"/>
-        <w:rPr>
-          <w:rFonts w:ascii="Arial" w:hAnsi="Arial" w:cs="Arial"/>
-        </w:rPr>
-      </w:pPr>
-      <w:r>
-        <w:rPr>
-          <w:rFonts w:ascii="Arial" w:eastAsia="Times New Roman" w:hAnsi="Arial" w:cs="Arial"/>
-          <w:b/>
-          <w:color w:val="000000"/>
+          <w:sz w:val="20"/>
+          <w:szCs w:val="20"/>
+        </w:rPr>
+      </w:pPr>
+      <w:r>
+        <w:rPr>
+          <w:rFonts w:ascii="Arial" w:eastAsia="Times New Roman" w:hAnsi="Arial" w:cs="Arial"/>
+          <w:b/>
+          <w:color w:val="000000"/>
+          <w:sz w:val="20"/>
+          <w:szCs w:val="20"/>
           <w:lang w:eastAsia="en-PH"/>
         </w:rPr>
         <w:t>____________________________________________________________________________</w:t>
@@ -1655,6 +1721,8 @@
           <w:bCs/>
           <w:caps/>
           <w:color w:val="000000"/>
+          <w:sz w:val="20"/>
+          <w:szCs w:val="20"/>
           <w:lang w:eastAsia="en-PH"/>
         </w:rPr>
       </w:pPr>
@@ -1665,6 +1733,8 @@
           <w:bCs/>
           <w:caps/>
           <w:color w:val="000000"/>
+          <w:sz w:val="20"/>
+          <w:szCs w:val="20"/>
           <w:lang w:eastAsia="en-PH"/>
         </w:rPr>
         <w:t>ACHIEVEMENTS</w:t>
@@ -1680,13 +1750,17 @@
         <w:rPr>
           <w:rFonts w:ascii="Arial" w:eastAsia="Times New Roman" w:hAnsi="Arial" w:cs="Arial"/>
           <w:color w:val="000000"/>
-          <w:lang w:eastAsia="en-PH"/>
-        </w:rPr>
-      </w:pPr>
-      <w:r>
-        <w:rPr>
-          <w:rFonts w:ascii="Arial" w:eastAsia="Times New Roman" w:hAnsi="Arial" w:cs="Arial"/>
-          <w:color w:val="000000"/>
+          <w:sz w:val="20"/>
+          <w:szCs w:val="20"/>
+          <w:lang w:eastAsia="en-PH"/>
+        </w:rPr>
+      </w:pPr>
+      <w:r>
+        <w:rPr>
+          <w:rFonts w:ascii="Arial" w:eastAsia="Times New Roman" w:hAnsi="Arial" w:cs="Arial"/>
+          <w:color w:val="000000"/>
+          <w:sz w:val="20"/>
+          <w:szCs w:val="20"/>
           <w:lang w:eastAsia="en-PH"/>
         </w:rPr>
         <w:t>Best in Mini Project 2</w:t>
@@ -1702,13 +1776,17 @@
         <w:rPr>
           <w:rFonts w:ascii="Arial" w:eastAsia="Times New Roman" w:hAnsi="Arial" w:cs="Arial"/>
           <w:color w:val="000000"/>
-          <w:lang w:eastAsia="en-PH"/>
-        </w:rPr>
-      </w:pPr>
-      <w:r>
-        <w:rPr>
-          <w:rFonts w:ascii="Arial" w:eastAsia="Times New Roman" w:hAnsi="Arial" w:cs="Arial"/>
-          <w:color w:val="000000"/>
+          <w:sz w:val="20"/>
+          <w:szCs w:val="20"/>
+          <w:lang w:eastAsia="en-PH"/>
+        </w:rPr>
+      </w:pPr>
+      <w:r>
+        <w:rPr>
+          <w:rFonts w:ascii="Arial" w:eastAsia="Times New Roman" w:hAnsi="Arial" w:cs="Arial"/>
+          <w:color w:val="000000"/>
+          <w:sz w:val="20"/>
+          <w:szCs w:val="20"/>
           <w:lang w:eastAsia="en-PH"/>
         </w:rPr>
         <w:t>Top 5 student of KodeGo Batch WD-44</w:t>
@@ -1724,13 +1802,17 @@
         <w:rPr>
           <w:rFonts w:ascii="Arial" w:eastAsia="Times New Roman" w:hAnsi="Arial" w:cs="Arial"/>
           <w:color w:val="000000"/>
-          <w:lang w:eastAsia="en-PH"/>
-        </w:rPr>
-      </w:pPr>
-      <w:r>
-        <w:rPr>
-          <w:rFonts w:ascii="Arial" w:eastAsia="Times New Roman" w:hAnsi="Arial" w:cs="Arial"/>
-          <w:color w:val="000000"/>
+          <w:sz w:val="20"/>
+          <w:szCs w:val="20"/>
+          <w:lang w:eastAsia="en-PH"/>
+        </w:rPr>
+      </w:pPr>
+      <w:r>
+        <w:rPr>
+          <w:rFonts w:ascii="Arial" w:eastAsia="Times New Roman" w:hAnsi="Arial" w:cs="Arial"/>
+          <w:color w:val="000000"/>
+          <w:sz w:val="20"/>
+          <w:szCs w:val="20"/>
           <w:lang w:eastAsia="en-PH"/>
         </w:rPr>
         <w:t xml:space="preserve">Bibong KodeGeeks </w:t>
